--- a/작업일지/졸업작품 작업일지 - 20+8주차.docx
+++ b/작업일지/졸업작품 작업일지 - 20+8주차.docx
@@ -179,6 +179,7 @@
                 <w:sz w:val="22"/>
               </w:rPr>
             </w:pPr>
+            <w:proofErr w:type="spellStart"/>
             <w:r>
               <w:rPr>
                 <w:rFonts w:hint="eastAsia"/>
@@ -187,6 +188,7 @@
               </w:rPr>
               <w:t>팀명</w:t>
             </w:r>
+            <w:proofErr w:type="spellEnd"/>
           </w:p>
         </w:tc>
         <w:tc>
@@ -425,8 +427,6 @@
               <w:jc w:val="left"/>
               <w:rPr>
                 <w:b/>
-                <w:bCs/>
-                <w:szCs w:val="20"/>
               </w:rPr>
             </w:pPr>
             <w:r>
@@ -434,39 +434,14 @@
                 <w:rFonts w:hint="eastAsia"/>
                 <w:b/>
               </w:rPr>
-              <w:t>장명운: 유니티 모델 추출 시 정점 스키닝 정보와 스켈레톤 정보도 추출하도록 구현,</w:t>
-            </w:r>
-            <w:r>
-              <w:rPr>
-                <w:b/>
-              </w:rPr>
-              <w:br/>
-            </w:r>
-            <w:r>
-              <w:rPr>
-                <w:rFonts w:hint="eastAsia"/>
-                <w:b/>
-                <w:bCs/>
-                <w:szCs w:val="20"/>
-              </w:rPr>
-              <w:t>Model 클래스에 Skeleton 멤버 추가, 유니티 애니메이션 클립 추출 스크립트 작성,</w:t>
-            </w:r>
-            <w:r>
-              <w:rPr>
-                <w:b/>
-                <w:bCs/>
-                <w:szCs w:val="20"/>
-              </w:rPr>
-              <w:br/>
-            </w:r>
-            <w:r>
-              <w:rPr>
-                <w:rFonts w:hint="eastAsia"/>
-                <w:b/>
-                <w:bCs/>
-                <w:szCs w:val="20"/>
-              </w:rPr>
-              <w:t>애니메이션 셰이더 및 파이프라인 작성, 플레이어 속도 기반 업데이트, 플레이어 애니메이션 블렌딩 구현</w:t>
+              <w:t xml:space="preserve">장명운: </w:t>
+            </w:r>
+            <w:r>
+              <w:rPr>
+                <w:rFonts w:hint="eastAsia"/>
+                <w:b/>
+              </w:rPr>
+              <w:t>고정 사이즈 메모리 풀 구현, 이벤트 시스템 구현, 플레이어 피격 및 사망 구현</w:t>
             </w:r>
           </w:p>
           <w:p>
@@ -498,6 +473,55 @@
               </w:rPr>
               <w:t xml:space="preserve">이종진: </w:t>
             </w:r>
+            <w:r>
+              <w:rPr>
+                <w:rFonts w:hint="eastAsia"/>
+                <w:b/>
+                <w:bCs/>
+                <w:szCs w:val="20"/>
+              </w:rPr>
+              <w:t xml:space="preserve">텍스트 출력 버그 수정, </w:t>
+            </w:r>
+            <w:proofErr w:type="spellStart"/>
+            <w:r>
+              <w:rPr>
+                <w:rFonts w:hint="eastAsia"/>
+                <w:b/>
+                <w:bCs/>
+                <w:szCs w:val="20"/>
+              </w:rPr>
+              <w:t>장탄수</w:t>
+            </w:r>
+            <w:proofErr w:type="spellEnd"/>
+            <w:r>
+              <w:rPr>
+                <w:rFonts w:hint="eastAsia"/>
+                <w:b/>
+                <w:bCs/>
+                <w:szCs w:val="20"/>
+              </w:rPr>
+              <w:t xml:space="preserve"> 및 hp에 따른 </w:t>
+            </w:r>
+            <w:proofErr w:type="spellStart"/>
+            <w:r>
+              <w:rPr>
+                <w:rFonts w:hint="eastAsia"/>
+                <w:b/>
+                <w:bCs/>
+                <w:szCs w:val="20"/>
+              </w:rPr>
+              <w:t>ui</w:t>
+            </w:r>
+            <w:proofErr w:type="spellEnd"/>
+            <w:r>
+              <w:rPr>
+                <w:rFonts w:hint="eastAsia"/>
+                <w:b/>
+                <w:bCs/>
+                <w:szCs w:val="20"/>
+              </w:rPr>
+              <w:t xml:space="preserve"> 갱신 구현</w:t>
+            </w:r>
           </w:p>
         </w:tc>
       </w:tr>
@@ -562,7 +586,7 @@
           <w:sz w:val="22"/>
           <w:szCs w:val="24"/>
         </w:rPr>
-        <w:t>유니티 모델 추출 시 정점 스키닝 정보와 스켈레톤 정보도 추출하도록 구현</w:t>
+        <w:t>고정 사이즈 메모리 풀 구현</w:t>
       </w:r>
     </w:p>
     <w:p>
@@ -585,52 +609,7 @@
           <w:sz w:val="22"/>
           <w:szCs w:val="24"/>
         </w:rPr>
-        <w:t>우리는 독자적으로 본에 dfs 방식으로 인덱스를 부여하는데,</w:t>
-      </w:r>
-      <w:r>
-        <w:rPr>
-          <w:sz w:val="22"/>
-          <w:szCs w:val="24"/>
-        </w:rPr>
-        <w:br/>
-      </w:r>
-      <w:r>
-        <w:rPr>
-          <w:rFonts w:hint="eastAsia"/>
-          <w:sz w:val="22"/>
-          <w:szCs w:val="24"/>
-        </w:rPr>
-        <w:t>유니티의 SkinnedMeshRenderer에서 얻어올 수 있는 bones와 순서가 맞지 않을 수 있다.</w:t>
-      </w:r>
-      <w:r>
-        <w:rPr>
-          <w:sz w:val="22"/>
-          <w:szCs w:val="24"/>
-        </w:rPr>
-        <w:br/>
-      </w:r>
-      <w:r>
-        <w:rPr>
-          <w:rFonts w:hint="eastAsia"/>
-          <w:sz w:val="22"/>
-          <w:szCs w:val="24"/>
-        </w:rPr>
-        <w:t>따라서 본 게임 오브젝트끼리의 이름을 비교해 SkinnedMeshRenderer의 bone index를</w:t>
-      </w:r>
-      <w:r>
-        <w:rPr>
-          <w:sz w:val="22"/>
-          <w:szCs w:val="24"/>
-        </w:rPr>
-        <w:br/>
-      </w:r>
-      <w:r>
-        <w:rPr>
-          <w:rFonts w:hint="eastAsia"/>
-          <w:sz w:val="22"/>
-          <w:szCs w:val="24"/>
-        </w:rPr>
-        <w:t>우리가 만든 bone index로 매핑할 수 있는 자료구조를 만든다.</w:t>
+        <w:t>연결리스트 방식으로 구현</w:t>
       </w:r>
     </w:p>
     <w:p>
@@ -653,7 +632,25 @@
           <w:sz w:val="22"/>
           <w:szCs w:val="24"/>
         </w:rPr>
-        <w:t>정점의 boneIndices 속성을 추출할 때 boneIndices[i]로 원소에 접근하지 않고</w:t>
+        <w:t xml:space="preserve">노드의 최소 크기가 </w:t>
+      </w:r>
+      <w:proofErr w:type="spellStart"/>
+      <w:r>
+        <w:rPr>
+          <w:rFonts w:hint="eastAsia"/>
+          <w:sz w:val="22"/>
+          <w:szCs w:val="24"/>
+        </w:rPr>
+        <w:t>sizeof</w:t>
+      </w:r>
+      <w:proofErr w:type="spellEnd"/>
+      <w:r>
+        <w:rPr>
+          <w:rFonts w:hint="eastAsia"/>
+          <w:sz w:val="22"/>
+          <w:szCs w:val="24"/>
+        </w:rPr>
+        <w:t>(void*) 이상이도록 하고,</w:t>
       </w:r>
       <w:r>
         <w:rPr>
@@ -668,7 +665,25 @@
           <w:sz w:val="22"/>
           <w:szCs w:val="24"/>
         </w:rPr>
-        <w:t>boneIdxMap[ boneIndices[i] ]와 같이 원소에 접근한다.</w:t>
+        <w:t xml:space="preserve">노드가 </w:t>
+      </w:r>
+      <w:proofErr w:type="spellStart"/>
+      <w:r>
+        <w:rPr>
+          <w:rFonts w:hint="eastAsia"/>
+          <w:sz w:val="22"/>
+          <w:szCs w:val="24"/>
+        </w:rPr>
+        <w:t>사용중이지</w:t>
+      </w:r>
+      <w:proofErr w:type="spellEnd"/>
+      <w:r>
+        <w:rPr>
+          <w:rFonts w:hint="eastAsia"/>
+          <w:sz w:val="22"/>
+          <w:szCs w:val="24"/>
+        </w:rPr>
+        <w:t xml:space="preserve"> 않으면 그 메모리에 다음 노드의 주소를 써놓는 방식으로 구현</w:t>
       </w:r>
     </w:p>
     <w:p>
@@ -691,7 +706,7 @@
           <w:sz w:val="22"/>
           <w:szCs w:val="24"/>
         </w:rPr>
-        <w:t>별도의 본 인덱스를 부여하게 된 것은, 계층구조를 순회하면서 만나는 순서대로</w:t>
+        <w:t>배열 할당을 지원하지 않음, 메모리 블록을 하나씩 여러 번 할당하게 되는</w:t>
       </w:r>
       <w:r>
         <w:rPr>
@@ -706,22 +721,30 @@
           <w:sz w:val="22"/>
           <w:szCs w:val="24"/>
         </w:rPr>
-        <w:t>본 인덱스를 부여해 추출 및 임포트 시 로직 작성이 편하고</w:t>
-      </w:r>
-      <w:r>
-        <w:rPr>
-          <w:sz w:val="22"/>
-          <w:szCs w:val="24"/>
-        </w:rPr>
-        <w:br/>
-      </w:r>
-      <w:r>
-        <w:rPr>
-          <w:rFonts w:hint="eastAsia"/>
-          <w:sz w:val="22"/>
-          <w:szCs w:val="24"/>
-        </w:rPr>
-        <w:t>메모리 접근이 순차적으로 이루어지게 하기 위함이다.</w:t>
+        <w:t>사용 양상, 배열 할당이 유리할 경우 그런 용도의 풀 추가 제작 필요</w:t>
+      </w:r>
+    </w:p>
+    <w:p>
+      <w:pPr>
+        <w:pStyle w:val="a4"/>
+        <w:numPr>
+          <w:ilvl w:val="0"/>
+          <w:numId w:val="1"/>
+        </w:numPr>
+        <w:spacing w:after="0"/>
+        <w:ind w:leftChars="0"/>
+        <w:rPr>
+          <w:sz w:val="22"/>
+          <w:szCs w:val="24"/>
+        </w:rPr>
+      </w:pPr>
+      <w:r>
+        <w:rPr>
+          <w:rFonts w:hint="eastAsia"/>
+          <w:sz w:val="22"/>
+          <w:szCs w:val="24"/>
+        </w:rPr>
+        <w:t>이벤트 시스템 구현</w:t>
       </w:r>
     </w:p>
     <w:p>
@@ -744,7 +767,573 @@
           <w:sz w:val="22"/>
           <w:szCs w:val="24"/>
         </w:rPr>
-        <w:t>클라이언트의 임포트 코드에도 반영</w:t>
+        <w:t xml:space="preserve">메모리 풀을 이용해 이벤트 할당 </w:t>
+      </w:r>
+    </w:p>
+    <w:p>
+      <w:pPr>
+        <w:pStyle w:val="a4"/>
+        <w:numPr>
+          <w:ilvl w:val="2"/>
+          <w:numId w:val="1"/>
+        </w:numPr>
+        <w:spacing w:after="0"/>
+        <w:ind w:leftChars="0"/>
+        <w:rPr>
+          <w:sz w:val="22"/>
+          <w:szCs w:val="24"/>
+        </w:rPr>
+      </w:pPr>
+      <w:r>
+        <w:rPr>
+          <w:rFonts w:hint="eastAsia"/>
+          <w:sz w:val="22"/>
+          <w:szCs w:val="24"/>
+        </w:rPr>
+        <w:t>이벤트 타입을 보고 그 크기에 따라 4byte 풀, 5-16byte풀 중에서 골라 할당해주는</w:t>
+      </w:r>
+      <w:r>
+        <w:rPr>
+          <w:sz w:val="22"/>
+          <w:szCs w:val="24"/>
+        </w:rPr>
+        <w:br/>
+      </w:r>
+      <w:r>
+        <w:rPr>
+          <w:rFonts w:hint="eastAsia"/>
+          <w:sz w:val="22"/>
+          <w:szCs w:val="24"/>
+        </w:rPr>
+        <w:t>유틸리티를 템플릿과 매크로를 이용해 작성</w:t>
+      </w:r>
+    </w:p>
+    <w:p>
+      <w:pPr>
+        <w:pStyle w:val="a4"/>
+        <w:numPr>
+          <w:ilvl w:val="2"/>
+          <w:numId w:val="1"/>
+        </w:numPr>
+        <w:spacing w:after="0"/>
+        <w:ind w:leftChars="0"/>
+        <w:rPr>
+          <w:sz w:val="22"/>
+          <w:szCs w:val="24"/>
+        </w:rPr>
+      </w:pPr>
+      <w:proofErr w:type="spellStart"/>
+      <w:proofErr w:type="gramStart"/>
+      <w:r>
+        <w:rPr>
+          <w:rFonts w:hint="eastAsia"/>
+          <w:sz w:val="22"/>
+          <w:szCs w:val="24"/>
+        </w:rPr>
+        <w:t>holdEvent</w:t>
+      </w:r>
+      <w:proofErr w:type="spellEnd"/>
+      <w:r>
+        <w:rPr>
+          <w:rFonts w:hint="eastAsia"/>
+          <w:sz w:val="22"/>
+          <w:szCs w:val="24"/>
+        </w:rPr>
+        <w:t xml:space="preserve">( </w:t>
+      </w:r>
+      <w:proofErr w:type="spellStart"/>
+      <w:r>
+        <w:rPr>
+          <w:rFonts w:hint="eastAsia"/>
+          <w:sz w:val="22"/>
+          <w:szCs w:val="24"/>
+        </w:rPr>
+        <w:t>eventList</w:t>
+      </w:r>
+      <w:proofErr w:type="spellEnd"/>
+      <w:proofErr w:type="gramEnd"/>
+      <w:r>
+        <w:rPr>
+          <w:rFonts w:hint="eastAsia"/>
+          <w:sz w:val="22"/>
+          <w:szCs w:val="24"/>
+        </w:rPr>
+        <w:t xml:space="preserve">, </w:t>
+      </w:r>
+      <w:proofErr w:type="spellStart"/>
+      <w:proofErr w:type="gramStart"/>
+      <w:r>
+        <w:rPr>
+          <w:rFonts w:hint="eastAsia"/>
+          <w:sz w:val="22"/>
+          <w:szCs w:val="24"/>
+        </w:rPr>
+        <w:t>NewEvent</w:t>
+      </w:r>
+      <w:proofErr w:type="spellEnd"/>
+      <w:r>
+        <w:rPr>
+          <w:rFonts w:hint="eastAsia"/>
+          <w:sz w:val="22"/>
+          <w:szCs w:val="24"/>
+        </w:rPr>
+        <w:t xml:space="preserve">{ </w:t>
+      </w:r>
+      <w:proofErr w:type="spellStart"/>
+      <w:r>
+        <w:rPr>
+          <w:rFonts w:hint="eastAsia"/>
+          <w:sz w:val="22"/>
+          <w:szCs w:val="24"/>
+        </w:rPr>
+        <w:t>myArg</w:t>
+      </w:r>
+      <w:proofErr w:type="spellEnd"/>
+      <w:proofErr w:type="gramEnd"/>
+      <w:r>
+        <w:rPr>
+          <w:rFonts w:hint="eastAsia"/>
+          <w:sz w:val="22"/>
+          <w:szCs w:val="24"/>
+        </w:rPr>
+        <w:t xml:space="preserve"> </w:t>
+      </w:r>
+      <w:proofErr w:type="gramStart"/>
+      <w:r>
+        <w:rPr>
+          <w:rFonts w:hint="eastAsia"/>
+          <w:sz w:val="22"/>
+          <w:szCs w:val="24"/>
+        </w:rPr>
+        <w:t>} )</w:t>
+      </w:r>
+      <w:proofErr w:type="gramEnd"/>
+      <w:r>
+        <w:rPr>
+          <w:rFonts w:hint="eastAsia"/>
+          <w:sz w:val="22"/>
+          <w:szCs w:val="24"/>
+        </w:rPr>
+        <w:t>;와 같이 작성하면</w:t>
+      </w:r>
+      <w:r>
+        <w:rPr>
+          <w:sz w:val="22"/>
+          <w:szCs w:val="24"/>
+        </w:rPr>
+        <w:br/>
+      </w:r>
+      <w:r>
+        <w:rPr>
+          <w:rFonts w:hint="eastAsia"/>
+          <w:sz w:val="22"/>
+          <w:szCs w:val="24"/>
+        </w:rPr>
+        <w:t xml:space="preserve">적절한 pool에서 할당된 이벤트가 </w:t>
+      </w:r>
+      <w:proofErr w:type="spellStart"/>
+      <w:r>
+        <w:rPr>
+          <w:rFonts w:hint="eastAsia"/>
+          <w:sz w:val="22"/>
+          <w:szCs w:val="24"/>
+        </w:rPr>
+        <w:t>eventList</w:t>
+      </w:r>
+      <w:proofErr w:type="spellEnd"/>
+      <w:r>
+        <w:rPr>
+          <w:rFonts w:hint="eastAsia"/>
+          <w:sz w:val="22"/>
+          <w:szCs w:val="24"/>
+        </w:rPr>
+        <w:t>에 추가된다.</w:t>
+      </w:r>
+    </w:p>
+    <w:p>
+      <w:pPr>
+        <w:pStyle w:val="a4"/>
+        <w:numPr>
+          <w:ilvl w:val="1"/>
+          <w:numId w:val="1"/>
+        </w:numPr>
+        <w:spacing w:after="0"/>
+        <w:ind w:leftChars="0"/>
+        <w:rPr>
+          <w:sz w:val="22"/>
+          <w:szCs w:val="24"/>
+        </w:rPr>
+      </w:pPr>
+      <w:proofErr w:type="spellStart"/>
+      <w:r>
+        <w:rPr>
+          <w:rFonts w:hint="eastAsia"/>
+          <w:sz w:val="22"/>
+          <w:szCs w:val="24"/>
+        </w:rPr>
+        <w:t>IEventBus</w:t>
+      </w:r>
+      <w:proofErr w:type="spellEnd"/>
+      <w:r>
+        <w:rPr>
+          <w:rFonts w:hint="eastAsia"/>
+          <w:sz w:val="22"/>
+          <w:szCs w:val="24"/>
+        </w:rPr>
+        <w:t xml:space="preserve"> 인터페이스를 제공해 필요한 곳마다 </w:t>
+      </w:r>
+      <w:proofErr w:type="spellStart"/>
+      <w:r>
+        <w:rPr>
+          <w:rFonts w:hint="eastAsia"/>
+          <w:sz w:val="22"/>
+          <w:szCs w:val="24"/>
+        </w:rPr>
+        <w:t>EventBus</w:t>
+      </w:r>
+      <w:proofErr w:type="spellEnd"/>
+      <w:r>
+        <w:rPr>
+          <w:rFonts w:hint="eastAsia"/>
+          <w:sz w:val="22"/>
+          <w:szCs w:val="24"/>
+        </w:rPr>
+        <w:t>를 직접 구현하여</w:t>
+      </w:r>
+      <w:r>
+        <w:rPr>
+          <w:sz w:val="22"/>
+          <w:szCs w:val="24"/>
+        </w:rPr>
+        <w:br/>
+      </w:r>
+      <w:r>
+        <w:rPr>
+          <w:rFonts w:hint="eastAsia"/>
+          <w:sz w:val="22"/>
+          <w:szCs w:val="24"/>
+        </w:rPr>
+        <w:t>이벤트 수신 및 처리 로직을 작성하도록 함</w:t>
+      </w:r>
+    </w:p>
+    <w:p>
+      <w:pPr>
+        <w:pStyle w:val="a4"/>
+        <w:numPr>
+          <w:ilvl w:val="2"/>
+          <w:numId w:val="1"/>
+        </w:numPr>
+        <w:spacing w:after="0"/>
+        <w:ind w:leftChars="0"/>
+        <w:rPr>
+          <w:sz w:val="22"/>
+          <w:szCs w:val="24"/>
+        </w:rPr>
+      </w:pPr>
+      <w:r>
+        <w:rPr>
+          <w:rFonts w:hint="eastAsia"/>
+          <w:sz w:val="22"/>
+          <w:szCs w:val="24"/>
+        </w:rPr>
+        <w:t xml:space="preserve">이벤트를 수신할 수 있는 클래스는 </w:t>
+      </w:r>
+      <w:proofErr w:type="spellStart"/>
+      <w:r>
+        <w:rPr>
+          <w:rFonts w:hint="eastAsia"/>
+          <w:sz w:val="22"/>
+          <w:szCs w:val="24"/>
+        </w:rPr>
+        <w:t>EventBus</w:t>
+      </w:r>
+      <w:proofErr w:type="spellEnd"/>
+      <w:r>
+        <w:rPr>
+          <w:rFonts w:hint="eastAsia"/>
+          <w:sz w:val="22"/>
+          <w:szCs w:val="24"/>
+        </w:rPr>
+        <w:t>에 대한 getter를 제공해야 함.</w:t>
+      </w:r>
+      <w:r>
+        <w:rPr>
+          <w:sz w:val="22"/>
+          <w:szCs w:val="24"/>
+        </w:rPr>
+        <w:br/>
+      </w:r>
+      <w:r>
+        <w:rPr>
+          <w:rFonts w:hint="eastAsia"/>
+          <w:sz w:val="22"/>
+          <w:szCs w:val="24"/>
+        </w:rPr>
+        <w:t>player</w:t>
+      </w:r>
+      <w:proofErr w:type="gramStart"/>
+      <w:r>
+        <w:rPr>
+          <w:rFonts w:hint="eastAsia"/>
+          <w:sz w:val="22"/>
+          <w:szCs w:val="24"/>
+        </w:rPr>
+        <w:t>_.</w:t>
+      </w:r>
+      <w:proofErr w:type="spellStart"/>
+      <w:r>
+        <w:rPr>
+          <w:rFonts w:hint="eastAsia"/>
+          <w:sz w:val="22"/>
+          <w:szCs w:val="24"/>
+        </w:rPr>
+        <w:t>eventBus</w:t>
+      </w:r>
+      <w:proofErr w:type="spellEnd"/>
+      <w:proofErr w:type="gramEnd"/>
+      <w:r>
+        <w:rPr>
+          <w:rFonts w:hint="eastAsia"/>
+          <w:sz w:val="22"/>
+          <w:szCs w:val="24"/>
+        </w:rPr>
+        <w:t>()-&gt;receive(</w:t>
+      </w:r>
+      <w:r>
+        <w:rPr>
+          <w:sz w:val="22"/>
+          <w:szCs w:val="24"/>
+        </w:rPr>
+        <w:t xml:space="preserve">event, </w:t>
+      </w:r>
+      <w:proofErr w:type="spellStart"/>
+      <w:r>
+        <w:rPr>
+          <w:sz w:val="22"/>
+          <w:szCs w:val="24"/>
+        </w:rPr>
+        <w:t>deltaTime</w:t>
+      </w:r>
+      <w:proofErr w:type="spellEnd"/>
+      <w:r>
+        <w:rPr>
+          <w:sz w:val="22"/>
+          <w:szCs w:val="24"/>
+        </w:rPr>
+        <w:t xml:space="preserve">, </w:t>
+      </w:r>
+      <w:proofErr w:type="spellStart"/>
+      <w:r>
+        <w:rPr>
+          <w:sz w:val="22"/>
+          <w:szCs w:val="24"/>
+        </w:rPr>
+        <w:t>evList</w:t>
+      </w:r>
+      <w:proofErr w:type="spellEnd"/>
+      <w:r>
+        <w:rPr>
+          <w:sz w:val="22"/>
+          <w:szCs w:val="24"/>
+        </w:rPr>
+        <w:t>, timer,</w:t>
+      </w:r>
+      <w:r>
+        <w:rPr>
+          <w:rFonts w:hint="eastAsia"/>
+          <w:sz w:val="22"/>
+          <w:szCs w:val="24"/>
+        </w:rPr>
+        <w:t xml:space="preserve"> &amp;player_</w:t>
+      </w:r>
+      <w:proofErr w:type="gramStart"/>
+      <w:r>
+        <w:rPr>
+          <w:rFonts w:hint="eastAsia"/>
+          <w:sz w:val="22"/>
+          <w:szCs w:val="24"/>
+        </w:rPr>
+        <w:t>);와</w:t>
+      </w:r>
+      <w:proofErr w:type="gramEnd"/>
+      <w:r>
+        <w:rPr>
+          <w:rFonts w:hint="eastAsia"/>
+          <w:sz w:val="22"/>
+          <w:szCs w:val="24"/>
+        </w:rPr>
+        <w:t xml:space="preserve"> 같이 사용</w:t>
+      </w:r>
+    </w:p>
+    <w:p>
+      <w:pPr>
+        <w:pStyle w:val="a4"/>
+        <w:numPr>
+          <w:ilvl w:val="1"/>
+          <w:numId w:val="1"/>
+        </w:numPr>
+        <w:spacing w:after="0"/>
+        <w:ind w:leftChars="0"/>
+        <w:rPr>
+          <w:sz w:val="22"/>
+          <w:szCs w:val="24"/>
+        </w:rPr>
+      </w:pPr>
+      <w:proofErr w:type="spellStart"/>
+      <w:r>
+        <w:rPr>
+          <w:rFonts w:hint="eastAsia"/>
+          <w:sz w:val="22"/>
+          <w:szCs w:val="24"/>
+        </w:rPr>
+        <w:t>EventList</w:t>
+      </w:r>
+      <w:proofErr w:type="spellEnd"/>
+      <w:r>
+        <w:rPr>
+          <w:rFonts w:hint="eastAsia"/>
+          <w:sz w:val="22"/>
+          <w:szCs w:val="24"/>
+        </w:rPr>
+        <w:t>를 순회하며 처리하는 도중 새로운 이벤트가 발생할 수도 있으므로,</w:t>
+      </w:r>
+      <w:r>
+        <w:rPr>
+          <w:sz w:val="22"/>
+          <w:szCs w:val="24"/>
+        </w:rPr>
+        <w:br/>
+      </w:r>
+      <w:r>
+        <w:rPr>
+          <w:rFonts w:hint="eastAsia"/>
+          <w:sz w:val="22"/>
+          <w:szCs w:val="24"/>
+        </w:rPr>
+        <w:t xml:space="preserve">반복자 무효화 방지를 위해 </w:t>
+      </w:r>
+      <w:proofErr w:type="spellStart"/>
+      <w:r>
+        <w:rPr>
+          <w:rFonts w:hint="eastAsia"/>
+          <w:sz w:val="22"/>
+          <w:szCs w:val="24"/>
+        </w:rPr>
+        <w:t>EventList</w:t>
+      </w:r>
+      <w:proofErr w:type="spellEnd"/>
+      <w:r>
+        <w:rPr>
+          <w:rFonts w:hint="eastAsia"/>
+          <w:sz w:val="22"/>
+          <w:szCs w:val="24"/>
+        </w:rPr>
+        <w:t xml:space="preserve">의 자료구조는 </w:t>
+      </w:r>
+      <w:proofErr w:type="gramStart"/>
+      <w:r>
+        <w:rPr>
+          <w:rFonts w:hint="eastAsia"/>
+          <w:sz w:val="22"/>
+          <w:szCs w:val="24"/>
+        </w:rPr>
+        <w:t>std::</w:t>
+      </w:r>
+      <w:proofErr w:type="gramEnd"/>
+      <w:r>
+        <w:rPr>
+          <w:rFonts w:hint="eastAsia"/>
+          <w:sz w:val="22"/>
+          <w:szCs w:val="24"/>
+        </w:rPr>
+        <w:t>list로 결정</w:t>
+      </w:r>
+    </w:p>
+    <w:p>
+      <w:pPr>
+        <w:pStyle w:val="a4"/>
+        <w:numPr>
+          <w:ilvl w:val="1"/>
+          <w:numId w:val="1"/>
+        </w:numPr>
+        <w:spacing w:after="0"/>
+        <w:ind w:leftChars="0"/>
+        <w:rPr>
+          <w:sz w:val="22"/>
+          <w:szCs w:val="24"/>
+        </w:rPr>
+      </w:pPr>
+      <w:r>
+        <w:rPr>
+          <w:rFonts w:hint="eastAsia"/>
+          <w:sz w:val="22"/>
+          <w:szCs w:val="24"/>
+        </w:rPr>
+        <w:t xml:space="preserve">Timer에 </w:t>
+      </w:r>
+      <w:proofErr w:type="spellStart"/>
+      <w:r>
+        <w:rPr>
+          <w:rFonts w:hint="eastAsia"/>
+          <w:sz w:val="22"/>
+          <w:szCs w:val="24"/>
+        </w:rPr>
+        <w:t>enqueueJob</w:t>
+      </w:r>
+      <w:proofErr w:type="spellEnd"/>
+      <w:r>
+        <w:rPr>
+          <w:rFonts w:hint="eastAsia"/>
+          <w:sz w:val="22"/>
+          <w:szCs w:val="24"/>
+        </w:rPr>
+        <w:t xml:space="preserve"> 함수 추가</w:t>
+      </w:r>
+    </w:p>
+    <w:p>
+      <w:pPr>
+        <w:pStyle w:val="a4"/>
+        <w:numPr>
+          <w:ilvl w:val="2"/>
+          <w:numId w:val="1"/>
+        </w:numPr>
+        <w:spacing w:after="0"/>
+        <w:ind w:leftChars="0"/>
+        <w:rPr>
+          <w:sz w:val="22"/>
+          <w:szCs w:val="24"/>
+        </w:rPr>
+      </w:pPr>
+      <w:r>
+        <w:rPr>
+          <w:rFonts w:hint="eastAsia"/>
+          <w:sz w:val="22"/>
+          <w:szCs w:val="24"/>
+        </w:rPr>
+        <w:t>특정 시간 뒤에 실행될 작업을 예약 가능</w:t>
+      </w:r>
+    </w:p>
+    <w:p>
+      <w:pPr>
+        <w:pStyle w:val="a4"/>
+        <w:numPr>
+          <w:ilvl w:val="1"/>
+          <w:numId w:val="1"/>
+        </w:numPr>
+        <w:spacing w:after="0"/>
+        <w:ind w:leftChars="0"/>
+        <w:rPr>
+          <w:sz w:val="22"/>
+          <w:szCs w:val="24"/>
+        </w:rPr>
+      </w:pPr>
+      <w:r>
+        <w:rPr>
+          <w:rFonts w:hint="eastAsia"/>
+          <w:sz w:val="22"/>
+          <w:szCs w:val="24"/>
+        </w:rPr>
+        <w:t>피격, 발사, 총구 화염, 사망, 장전 등의 이벤트 구현</w:t>
       </w:r>
     </w:p>
     <w:p>
@@ -767,7 +1356,7 @@
           <w:sz w:val="22"/>
           <w:szCs w:val="24"/>
         </w:rPr>
-        <w:t>Model 클래스에 Skeleton 멤버 추가</w:t>
+        <w:t>플레이어 피격 및 사망 구현</w:t>
       </w:r>
     </w:p>
     <w:p>
@@ -790,7 +1379,40 @@
           <w:sz w:val="22"/>
           <w:szCs w:val="24"/>
         </w:rPr>
-        <w:t>Skeleton은 스켈레톤 열거형 값과 본들을 담는다.</w:t>
+        <w:t xml:space="preserve">피격 애니메이션 및 사망 애니메이션 </w:t>
+      </w:r>
+      <w:proofErr w:type="spellStart"/>
+      <w:r>
+        <w:rPr>
+          <w:rFonts w:hint="eastAsia"/>
+          <w:sz w:val="22"/>
+          <w:szCs w:val="24"/>
+        </w:rPr>
+        <w:t>블렌딩</w:t>
+      </w:r>
+      <w:proofErr w:type="spellEnd"/>
+    </w:p>
+    <w:p>
+      <w:pPr>
+        <w:pStyle w:val="a4"/>
+        <w:numPr>
+          <w:ilvl w:val="1"/>
+          <w:numId w:val="1"/>
+        </w:numPr>
+        <w:spacing w:after="0"/>
+        <w:ind w:leftChars="0"/>
+        <w:rPr>
+          <w:sz w:val="22"/>
+          <w:szCs w:val="24"/>
+        </w:rPr>
+      </w:pPr>
+      <w:r>
+        <w:rPr>
+          <w:rFonts w:hint="eastAsia"/>
+          <w:sz w:val="22"/>
+          <w:szCs w:val="24"/>
+        </w:rPr>
+        <w:t>사망 시 카메라 동작 변화</w:t>
       </w:r>
     </w:p>
     <w:p>
@@ -813,7 +1435,98 @@
           <w:sz w:val="22"/>
           <w:szCs w:val="24"/>
         </w:rPr>
-        <w:t>스켈레톤 열거형이 같으면 본 개수와 계층구조가 같음을 의미한다.</w:t>
+        <w:t xml:space="preserve">플레이어를 </w:t>
+      </w:r>
+      <w:proofErr w:type="gramStart"/>
+      <w:r>
+        <w:rPr>
+          <w:rFonts w:hint="eastAsia"/>
+          <w:sz w:val="22"/>
+          <w:szCs w:val="24"/>
+        </w:rPr>
+        <w:t>회전 시키지</w:t>
+      </w:r>
+      <w:proofErr w:type="gramEnd"/>
+      <w:r>
+        <w:rPr>
+          <w:rFonts w:hint="eastAsia"/>
+          <w:sz w:val="22"/>
+          <w:szCs w:val="24"/>
+        </w:rPr>
+        <w:t xml:space="preserve"> 않고 카메라 오프셋을 직접 회전시킴</w:t>
+      </w:r>
+      <w:r>
+        <w:rPr>
+          <w:sz w:val="22"/>
+          <w:szCs w:val="24"/>
+        </w:rPr>
+        <w:br/>
+      </w:r>
+      <w:r>
+        <w:rPr>
+          <w:rFonts w:hint="eastAsia"/>
+          <w:sz w:val="22"/>
+          <w:szCs w:val="24"/>
+        </w:rPr>
+        <w:t xml:space="preserve">(시체가 돌아가면 </w:t>
+      </w:r>
+      <w:proofErr w:type="gramStart"/>
+      <w:r>
+        <w:rPr>
+          <w:rFonts w:hint="eastAsia"/>
+          <w:sz w:val="22"/>
+          <w:szCs w:val="24"/>
+        </w:rPr>
+        <w:t>안된다</w:t>
+      </w:r>
+      <w:proofErr w:type="gramEnd"/>
+      <w:r>
+        <w:rPr>
+          <w:rFonts w:hint="eastAsia"/>
+          <w:sz w:val="22"/>
+          <w:szCs w:val="24"/>
+        </w:rPr>
+        <w:t>.)</w:t>
+      </w:r>
+    </w:p>
+    <w:p>
+      <w:pPr>
+        <w:rPr>
+          <w:sz w:val="28"/>
+          <w:szCs w:val="32"/>
+        </w:rPr>
+      </w:pPr>
+      <w:r>
+        <w:rPr>
+          <w:rFonts w:hint="eastAsia"/>
+          <w:sz w:val="28"/>
+          <w:szCs w:val="32"/>
+        </w:rPr>
+        <w:lastRenderedPageBreak/>
+        <w:t xml:space="preserve">이종진: </w:t>
+      </w:r>
+    </w:p>
+    <w:p>
+      <w:pPr>
+        <w:pStyle w:val="a4"/>
+        <w:numPr>
+          <w:ilvl w:val="0"/>
+          <w:numId w:val="4"/>
+        </w:numPr>
+        <w:spacing w:after="0"/>
+        <w:ind w:leftChars="0"/>
+        <w:rPr>
+          <w:sz w:val="22"/>
+          <w:szCs w:val="24"/>
+        </w:rPr>
+      </w:pPr>
+      <w:r>
+        <w:rPr>
+          <w:rFonts w:hint="eastAsia"/>
+          <w:sz w:val="22"/>
+          <w:szCs w:val="24"/>
+        </w:rPr>
+        <w:t>텍스트 출력 버그 수정</w:t>
       </w:r>
     </w:p>
     <w:p>
@@ -821,7 +1534,7 @@
         <w:pStyle w:val="a4"/>
         <w:numPr>
           <w:ilvl w:val="1"/>
-          <w:numId w:val="1"/>
+          <w:numId w:val="4"/>
         </w:numPr>
         <w:spacing w:after="0"/>
         <w:ind w:leftChars="0"/>
@@ -836,7 +1549,267 @@
           <w:sz w:val="22"/>
           <w:szCs w:val="24"/>
         </w:rPr>
-        <w:t>본을 std::shared_ptr&lt; std::vector&lt;Bone&gt; &gt; 자료구조에 담아,</w:t>
+        <w:t xml:space="preserve">폰트 크기가 생각보다 작았고, 텍스트 텍스처에 대한 </w:t>
+      </w:r>
+      <w:proofErr w:type="spellStart"/>
+      <w:r>
+        <w:rPr>
+          <w:rFonts w:hint="eastAsia"/>
+          <w:sz w:val="22"/>
+          <w:szCs w:val="24"/>
+        </w:rPr>
+        <w:t>uv</w:t>
+      </w:r>
+      <w:proofErr w:type="spellEnd"/>
+      <w:r>
+        <w:rPr>
+          <w:rFonts w:hint="eastAsia"/>
+          <w:sz w:val="22"/>
+          <w:szCs w:val="24"/>
+        </w:rPr>
+        <w:t>매핑이 잘못되어 있었다.</w:t>
+      </w:r>
+    </w:p>
+    <w:p>
+      <w:pPr>
+        <w:pStyle w:val="a4"/>
+        <w:numPr>
+          <w:ilvl w:val="1"/>
+          <w:numId w:val="4"/>
+        </w:numPr>
+        <w:spacing w:after="0"/>
+        <w:ind w:leftChars="0"/>
+        <w:rPr>
+          <w:sz w:val="22"/>
+          <w:szCs w:val="24"/>
+        </w:rPr>
+      </w:pPr>
+      <w:r>
+        <w:rPr>
+          <w:rFonts w:hint="eastAsia"/>
+          <w:sz w:val="22"/>
+          <w:szCs w:val="24"/>
+        </w:rPr>
+        <w:t>텍스트의 배경을 제대로 투명하게 나오도록 수정</w:t>
+      </w:r>
+    </w:p>
+    <w:p>
+      <w:pPr>
+        <w:pStyle w:val="a4"/>
+        <w:numPr>
+          <w:ilvl w:val="0"/>
+          <w:numId w:val="4"/>
+        </w:numPr>
+        <w:spacing w:after="0"/>
+        <w:ind w:leftChars="0"/>
+        <w:rPr>
+          <w:sz w:val="22"/>
+          <w:szCs w:val="24"/>
+        </w:rPr>
+      </w:pPr>
+      <w:proofErr w:type="spellStart"/>
+      <w:r>
+        <w:rPr>
+          <w:rFonts w:hint="eastAsia"/>
+          <w:sz w:val="22"/>
+          <w:szCs w:val="24"/>
+        </w:rPr>
+        <w:t>장탄수</w:t>
+      </w:r>
+      <w:proofErr w:type="spellEnd"/>
+      <w:r>
+        <w:rPr>
+          <w:rFonts w:hint="eastAsia"/>
+          <w:sz w:val="22"/>
+          <w:szCs w:val="24"/>
+        </w:rPr>
+        <w:t xml:space="preserve"> 및 hp에 따른 </w:t>
+      </w:r>
+      <w:proofErr w:type="spellStart"/>
+      <w:r>
+        <w:rPr>
+          <w:rFonts w:hint="eastAsia"/>
+          <w:sz w:val="22"/>
+          <w:szCs w:val="24"/>
+        </w:rPr>
+        <w:t>ui</w:t>
+      </w:r>
+      <w:proofErr w:type="spellEnd"/>
+      <w:r>
+        <w:rPr>
+          <w:rFonts w:hint="eastAsia"/>
+          <w:sz w:val="22"/>
+          <w:szCs w:val="24"/>
+        </w:rPr>
+        <w:t xml:space="preserve"> 갱신 구현</w:t>
+      </w:r>
+    </w:p>
+    <w:p>
+      <w:pPr>
+        <w:pStyle w:val="a4"/>
+        <w:numPr>
+          <w:ilvl w:val="1"/>
+          <w:numId w:val="4"/>
+        </w:numPr>
+        <w:spacing w:after="0"/>
+        <w:ind w:leftChars="0"/>
+        <w:rPr>
+          <w:sz w:val="22"/>
+          <w:szCs w:val="24"/>
+        </w:rPr>
+      </w:pPr>
+      <w:r>
+        <w:rPr>
+          <w:sz w:val="22"/>
+          <w:szCs w:val="24"/>
+        </w:rPr>
+        <w:t>U</w:t>
+      </w:r>
+      <w:r>
+        <w:rPr>
+          <w:rFonts w:hint="eastAsia"/>
+          <w:sz w:val="22"/>
+          <w:szCs w:val="24"/>
+        </w:rPr>
+        <w:t xml:space="preserve">I의 </w:t>
+      </w:r>
+      <w:proofErr w:type="spellStart"/>
+      <w:r>
+        <w:rPr>
+          <w:rFonts w:hint="eastAsia"/>
+          <w:sz w:val="22"/>
+          <w:szCs w:val="24"/>
+        </w:rPr>
+        <w:t>EventBus</w:t>
+      </w:r>
+      <w:proofErr w:type="spellEnd"/>
+      <w:r>
+        <w:rPr>
+          <w:rFonts w:hint="eastAsia"/>
+          <w:sz w:val="22"/>
+          <w:szCs w:val="24"/>
+        </w:rPr>
+        <w:t xml:space="preserve"> 구현</w:t>
+      </w:r>
+    </w:p>
+    <w:p>
+      <w:pPr>
+        <w:pStyle w:val="a4"/>
+        <w:numPr>
+          <w:ilvl w:val="2"/>
+          <w:numId w:val="4"/>
+        </w:numPr>
+        <w:spacing w:after="0"/>
+        <w:ind w:leftChars="0"/>
+        <w:rPr>
+          <w:sz w:val="22"/>
+          <w:szCs w:val="24"/>
+        </w:rPr>
+      </w:pPr>
+      <w:proofErr w:type="spellStart"/>
+      <w:r>
+        <w:rPr>
+          <w:rFonts w:hint="eastAsia"/>
+          <w:sz w:val="22"/>
+          <w:szCs w:val="24"/>
+        </w:rPr>
+        <w:t>EvHit</w:t>
+      </w:r>
+      <w:proofErr w:type="spellEnd"/>
+      <w:r>
+        <w:rPr>
+          <w:rFonts w:hint="eastAsia"/>
+          <w:sz w:val="22"/>
+          <w:szCs w:val="24"/>
+        </w:rPr>
+        <w:t xml:space="preserve"> 수신 시 hp 감소 및 hp가 0에 도달하면 </w:t>
+      </w:r>
+      <w:proofErr w:type="spellStart"/>
+      <w:r>
+        <w:rPr>
+          <w:rFonts w:hint="eastAsia"/>
+          <w:sz w:val="22"/>
+          <w:szCs w:val="24"/>
+        </w:rPr>
+        <w:t>EvDeath</w:t>
+      </w:r>
+      <w:proofErr w:type="spellEnd"/>
+      <w:r>
+        <w:rPr>
+          <w:rFonts w:hint="eastAsia"/>
+          <w:sz w:val="22"/>
+          <w:szCs w:val="24"/>
+        </w:rPr>
+        <w:t xml:space="preserve"> 생성</w:t>
+      </w:r>
+    </w:p>
+    <w:p>
+      <w:pPr>
+        <w:pStyle w:val="a4"/>
+        <w:numPr>
+          <w:ilvl w:val="2"/>
+          <w:numId w:val="4"/>
+        </w:numPr>
+        <w:spacing w:after="0"/>
+        <w:ind w:leftChars="0"/>
+        <w:rPr>
+          <w:sz w:val="22"/>
+          <w:szCs w:val="24"/>
+        </w:rPr>
+      </w:pPr>
+      <w:proofErr w:type="spellStart"/>
+      <w:r>
+        <w:rPr>
+          <w:rFonts w:hint="eastAsia"/>
+          <w:sz w:val="22"/>
+          <w:szCs w:val="24"/>
+        </w:rPr>
+        <w:t>EvFire</w:t>
+      </w:r>
+      <w:proofErr w:type="spellEnd"/>
+      <w:r>
+        <w:rPr>
+          <w:rFonts w:hint="eastAsia"/>
+          <w:sz w:val="22"/>
+          <w:szCs w:val="24"/>
+        </w:rPr>
+        <w:t xml:space="preserve"> 수신 시 </w:t>
+      </w:r>
+      <w:proofErr w:type="spellStart"/>
+      <w:r>
+        <w:rPr>
+          <w:rFonts w:hint="eastAsia"/>
+          <w:sz w:val="22"/>
+          <w:szCs w:val="24"/>
+        </w:rPr>
+        <w:t>장탄수</w:t>
+      </w:r>
+      <w:proofErr w:type="spellEnd"/>
+      <w:r>
+        <w:rPr>
+          <w:rFonts w:hint="eastAsia"/>
+          <w:sz w:val="22"/>
+          <w:szCs w:val="24"/>
+        </w:rPr>
+        <w:t xml:space="preserve"> 감소 및 장탄수가 0에 도달하면 장전 </w:t>
+      </w:r>
+      <w:proofErr w:type="spellStart"/>
+      <w:r>
+        <w:rPr>
+          <w:rFonts w:hint="eastAsia"/>
+          <w:sz w:val="22"/>
+          <w:szCs w:val="24"/>
+        </w:rPr>
+        <w:t>EvReloading</w:t>
+      </w:r>
+      <w:proofErr w:type="spellEnd"/>
+      <w:r>
+        <w:rPr>
+          <w:rFonts w:hint="eastAsia"/>
+          <w:sz w:val="22"/>
+          <w:szCs w:val="24"/>
+        </w:rPr>
+        <w:t xml:space="preserve"> 생성 및</w:t>
       </w:r>
       <w:r>
         <w:rPr>
@@ -845,136 +1818,66 @@
         </w:rPr>
         <w:br/>
       </w:r>
-      <w:r>
-        <w:rPr>
-          <w:rFonts w:hint="eastAsia"/>
-          <w:sz w:val="22"/>
-          <w:szCs w:val="24"/>
-        </w:rPr>
-        <w:t>Bone이 자식 본들을 생 포인터로 들게 하여도 Skeleton의 복사가</w:t>
-      </w:r>
-      <w:r>
-        <w:rPr>
-          <w:sz w:val="22"/>
-          <w:szCs w:val="24"/>
-        </w:rPr>
-        <w:br/>
-      </w:r>
-      <w:r>
-        <w:rPr>
-          <w:rFonts w:hint="eastAsia"/>
-          <w:sz w:val="22"/>
-          <w:szCs w:val="24"/>
-        </w:rPr>
-        <w:t>포인터 참조를 꼬이지 않게 한다.</w:t>
-      </w:r>
-      <w:r>
-        <w:rPr>
-          <w:sz w:val="22"/>
-          <w:szCs w:val="24"/>
-        </w:rPr>
-        <w:br/>
-      </w:r>
-      <w:r>
-        <w:rPr>
-          <w:rFonts w:hint="eastAsia"/>
-          <w:sz w:val="22"/>
-          <w:szCs w:val="24"/>
-        </w:rPr>
-        <w:t>(이동 및 복사 연산을 작성하지 않으려는 꼼수다.)</w:t>
-      </w:r>
-      <w:r>
-        <w:rPr>
-          <w:sz w:val="22"/>
-          <w:szCs w:val="24"/>
-        </w:rPr>
-        <w:br/>
-      </w:r>
-      <w:r>
-        <w:rPr>
-          <w:rFonts w:hint="eastAsia"/>
-          <w:sz w:val="22"/>
-          <w:szCs w:val="24"/>
-        </w:rPr>
-        <w:t>부수효과로 Skeleton의 복사는 어느 정도 가벼워진다.</w:t>
-      </w:r>
-    </w:p>
-    <w:p>
-      <w:pPr>
-        <w:pStyle w:val="a4"/>
-        <w:numPr>
-          <w:ilvl w:val="0"/>
-          <w:numId w:val="1"/>
+      <w:proofErr w:type="spellStart"/>
+      <w:r>
+        <w:rPr>
+          <w:rFonts w:hint="eastAsia"/>
+          <w:sz w:val="22"/>
+          <w:szCs w:val="24"/>
+        </w:rPr>
+        <w:t>EvReloadComplete</w:t>
+      </w:r>
+      <w:proofErr w:type="spellEnd"/>
+      <w:r>
+        <w:rPr>
+          <w:rFonts w:hint="eastAsia"/>
+          <w:sz w:val="22"/>
+          <w:szCs w:val="24"/>
+        </w:rPr>
+        <w:t xml:space="preserve"> 예약</w:t>
+      </w:r>
+    </w:p>
+    <w:p>
+      <w:pPr>
+        <w:pStyle w:val="a4"/>
+        <w:numPr>
+          <w:ilvl w:val="1"/>
+          <w:numId w:val="4"/>
         </w:numPr>
         <w:spacing w:after="0"/>
         <w:ind w:leftChars="0"/>
         <w:rPr>
-          <w:sz w:val="22"/>
-          <w:szCs w:val="24"/>
-        </w:rPr>
-      </w:pPr>
-      <w:r>
-        <w:rPr>
-          <w:rFonts w:hint="eastAsia"/>
-          <w:sz w:val="22"/>
-          <w:szCs w:val="24"/>
-        </w:rPr>
-        <w:t>유니티 애니메이션 클립 추출 스크립트 작성</w:t>
-      </w:r>
-    </w:p>
-    <w:p>
-      <w:pPr>
-        <w:pStyle w:val="a4"/>
-        <w:numPr>
-          <w:ilvl w:val="1"/>
-          <w:numId w:val="1"/>
-        </w:numPr>
+          <w:rFonts w:hint="eastAsia"/>
+          <w:sz w:val="22"/>
+          <w:szCs w:val="24"/>
+        </w:rPr>
+      </w:pPr>
+      <w:r>
+        <w:rPr>
+          <w:sz w:val="22"/>
+          <w:szCs w:val="24"/>
+        </w:rPr>
+        <w:t>H</w:t>
+      </w:r>
+      <w:r>
+        <w:rPr>
+          <w:rFonts w:hint="eastAsia"/>
+          <w:sz w:val="22"/>
+          <w:szCs w:val="24"/>
+        </w:rPr>
+        <w:t>p 바가 현재 hp에 맞게 줄어들도록 구현</w:t>
+      </w:r>
+    </w:p>
+    <w:p>
+      <w:pPr>
+        <w:pStyle w:val="a4"/>
         <w:spacing w:after="0"/>
-        <w:ind w:leftChars="0"/>
-        <w:rPr>
-          <w:sz w:val="22"/>
-          <w:szCs w:val="24"/>
-        </w:rPr>
-      </w:pPr>
-      <w:r>
-        <w:rPr>
-          <w:rFonts w:hint="eastAsia"/>
-          <w:sz w:val="22"/>
-          <w:szCs w:val="24"/>
-        </w:rPr>
-        <w:t>애니메이션의 모든 프레임을 샘플링한 후,</w:t>
-      </w:r>
-      <w:r>
-        <w:rPr>
-          <w:sz w:val="22"/>
-          <w:szCs w:val="24"/>
-        </w:rPr>
-        <w:br/>
-        <w:t>Douglas–Peucker</w:t>
-      </w:r>
-      <w:r>
-        <w:rPr>
-          <w:rFonts w:hint="eastAsia"/>
-          <w:sz w:val="22"/>
-          <w:szCs w:val="24"/>
-        </w:rPr>
-        <w:t xml:space="preserve"> 알고리즘 기반으로 translation, rotation, scale에 대해 각각의 threshold를</w:t>
-      </w:r>
-      <w:r>
-        <w:rPr>
-          <w:sz w:val="22"/>
-          <w:szCs w:val="24"/>
-        </w:rPr>
-        <w:br/>
-      </w:r>
-      <w:r>
-        <w:rPr>
-          <w:rFonts w:hint="eastAsia"/>
-          <w:sz w:val="22"/>
-          <w:szCs w:val="24"/>
-        </w:rPr>
-        <w:t>넘는 프레임만 키프레임으로 삼아 추출하도록 한다.</w:t>
-      </w:r>
+        <w:ind w:leftChars="0" w:left="1760"/>
+        <w:rPr>
+          <w:sz w:val="22"/>
+          <w:szCs w:val="24"/>
+        </w:rPr>
+      </w:pPr>
     </w:p>
     <w:p>
       <w:pPr>
@@ -997,482 +1900,7 @@
     </w:p>
     <w:p>
       <w:pPr>
-        <w:pStyle w:val="a4"/>
-        <w:numPr>
-          <w:ilvl w:val="0"/>
-          <w:numId w:val="1"/>
-        </w:numPr>
         <w:spacing w:after="0"/>
-        <w:ind w:leftChars="0"/>
-        <w:rPr>
-          <w:sz w:val="22"/>
-          <w:szCs w:val="24"/>
-        </w:rPr>
-      </w:pPr>
-      <w:r>
-        <w:rPr>
-          <w:rFonts w:hint="eastAsia"/>
-          <w:sz w:val="22"/>
-          <w:szCs w:val="24"/>
-        </w:rPr>
-        <w:lastRenderedPageBreak/>
-        <w:t>애니메이션 셰이더 및 파이프라인 작성</w:t>
-      </w:r>
-    </w:p>
-    <w:p>
-      <w:pPr>
-        <w:pStyle w:val="a4"/>
-        <w:numPr>
-          <w:ilvl w:val="1"/>
-          <w:numId w:val="1"/>
-        </w:numPr>
-        <w:spacing w:after="0"/>
-        <w:ind w:leftChars="0"/>
-        <w:rPr>
-          <w:sz w:val="22"/>
-          <w:szCs w:val="24"/>
-        </w:rPr>
-      </w:pPr>
-      <w:r>
-        <w:rPr>
-          <w:rFonts w:hint="eastAsia"/>
-          <w:sz w:val="22"/>
-          <w:szCs w:val="24"/>
-        </w:rPr>
-        <w:t>shadowMapSkinned.hlsl, pbrSkinned.hlsl 셰이더 작성</w:t>
-      </w:r>
-    </w:p>
-    <w:p>
-      <w:pPr>
-        <w:pStyle w:val="a4"/>
-        <w:numPr>
-          <w:ilvl w:val="1"/>
-          <w:numId w:val="1"/>
-        </w:numPr>
-        <w:spacing w:after="0"/>
-        <w:ind w:leftChars="0"/>
-        <w:rPr>
-          <w:sz w:val="22"/>
-          <w:szCs w:val="24"/>
-        </w:rPr>
-      </w:pPr>
-      <w:r>
-        <w:rPr>
-          <w:rFonts w:hint="eastAsia"/>
-          <w:sz w:val="22"/>
-          <w:szCs w:val="24"/>
-        </w:rPr>
-        <w:t>DrawEvent에 객체의 본 변환의 배열에 대한 뷰를 담도록 하고(std::span&lt;T&gt; 이용),</w:t>
-      </w:r>
-      <w:r>
-        <w:rPr>
-          <w:sz w:val="22"/>
-          <w:szCs w:val="24"/>
-        </w:rPr>
-        <w:br/>
-      </w:r>
-      <w:r>
-        <w:rPr>
-          <w:rFonts w:hint="eastAsia"/>
-          <w:sz w:val="22"/>
-          <w:szCs w:val="24"/>
-        </w:rPr>
-        <w:t>모든 본 변환을 하나의 StructruedBuffer에 담아 업로드</w:t>
-      </w:r>
-    </w:p>
-    <w:p>
-      <w:pPr>
-        <w:pStyle w:val="a4"/>
-        <w:numPr>
-          <w:ilvl w:val="2"/>
-          <w:numId w:val="1"/>
-        </w:numPr>
-        <w:spacing w:after="0"/>
-        <w:ind w:leftChars="0"/>
-        <w:rPr>
-          <w:sz w:val="22"/>
-          <w:szCs w:val="24"/>
-        </w:rPr>
-      </w:pPr>
-      <w:r>
-        <w:rPr>
-          <w:rFonts w:hint="eastAsia"/>
-          <w:sz w:val="22"/>
-          <w:szCs w:val="24"/>
-        </w:rPr>
-        <w:t>해당 StructuredBuffer는 셰이더들이 gBoneData와 연결됨</w:t>
-      </w:r>
-    </w:p>
-    <w:p>
-      <w:pPr>
-        <w:pStyle w:val="a4"/>
-        <w:numPr>
-          <w:ilvl w:val="2"/>
-          <w:numId w:val="1"/>
-        </w:numPr>
-        <w:spacing w:after="0"/>
-        <w:ind w:leftChars="0"/>
-        <w:rPr>
-          <w:sz w:val="22"/>
-          <w:szCs w:val="24"/>
-        </w:rPr>
-      </w:pPr>
-      <w:r>
-        <w:rPr>
-          <w:rFonts w:hint="eastAsia"/>
-          <w:sz w:val="22"/>
-          <w:szCs w:val="24"/>
-        </w:rPr>
-        <w:t>각 셰이더의 PerInstanceData에 rootBoneOffset 멤버를 추가하여,</w:t>
-      </w:r>
-      <w:r>
-        <w:rPr>
-          <w:sz w:val="22"/>
-          <w:szCs w:val="24"/>
-        </w:rPr>
-        <w:br/>
-      </w:r>
-      <w:r>
-        <w:rPr>
-          <w:rFonts w:hint="eastAsia"/>
-          <w:sz w:val="22"/>
-          <w:szCs w:val="24"/>
-        </w:rPr>
-        <w:t>gBoneData에서 해당 객체의 루트 본이 어느 인덱스에 있는지 알 수 있도록 구현</w:t>
-      </w:r>
-    </w:p>
-    <w:p>
-      <w:pPr>
-        <w:pStyle w:val="a4"/>
-        <w:numPr>
-          <w:ilvl w:val="0"/>
-          <w:numId w:val="1"/>
-        </w:numPr>
-        <w:spacing w:after="0"/>
-        <w:ind w:leftChars="0"/>
-        <w:rPr>
-          <w:sz w:val="22"/>
-          <w:szCs w:val="24"/>
-        </w:rPr>
-      </w:pPr>
-      <w:r>
-        <w:rPr>
-          <w:rFonts w:hint="eastAsia"/>
-          <w:sz w:val="22"/>
-          <w:szCs w:val="24"/>
-        </w:rPr>
-        <w:t>플레이어 속도 기반 업데이트</w:t>
-      </w:r>
-    </w:p>
-    <w:p>
-      <w:pPr>
-        <w:pStyle w:val="a4"/>
-        <w:numPr>
-          <w:ilvl w:val="1"/>
-          <w:numId w:val="1"/>
-        </w:numPr>
-        <w:spacing w:after="0"/>
-        <w:ind w:leftChars="0"/>
-        <w:rPr>
-          <w:sz w:val="22"/>
-          <w:szCs w:val="24"/>
-        </w:rPr>
-      </w:pPr>
-      <w:r>
-        <w:rPr>
-          <w:rFonts w:hint="eastAsia"/>
-          <w:sz w:val="22"/>
-          <w:szCs w:val="24"/>
-        </w:rPr>
-        <w:t>maxSpeed(m/s), zeroToMax(s), maxToZero(s) 상수를 기반으로 플레이어의 입력으로부터</w:t>
-      </w:r>
-      <w:r>
-        <w:rPr>
-          <w:sz w:val="22"/>
-          <w:szCs w:val="24"/>
-        </w:rPr>
-        <w:br/>
-      </w:r>
-      <w:r>
-        <w:rPr>
-          <w:rFonts w:hint="eastAsia"/>
-          <w:sz w:val="22"/>
-          <w:szCs w:val="24"/>
-        </w:rPr>
-        <w:t>플레이어 객체의 속도를 업데이트하고, 이것을 PhysicSystem::integrate에서</w:t>
-      </w:r>
-      <w:r>
-        <w:rPr>
-          <w:sz w:val="22"/>
-          <w:szCs w:val="24"/>
-        </w:rPr>
-        <w:br/>
-      </w:r>
-      <w:r>
-        <w:rPr>
-          <w:rFonts w:hint="eastAsia"/>
-          <w:sz w:val="22"/>
-          <w:szCs w:val="24"/>
-        </w:rPr>
-        <w:t>객체의 위치 갱신에 반영한다.</w:t>
-      </w:r>
-    </w:p>
-    <w:p>
-      <w:pPr>
-        <w:pStyle w:val="a4"/>
-        <w:numPr>
-          <w:ilvl w:val="2"/>
-          <w:numId w:val="1"/>
-        </w:numPr>
-        <w:spacing w:after="0"/>
-        <w:ind w:leftChars="0"/>
-        <w:rPr>
-          <w:sz w:val="22"/>
-          <w:szCs w:val="24"/>
-        </w:rPr>
-      </w:pPr>
-      <w:r>
-        <w:rPr>
-          <w:rFonts w:hint="eastAsia"/>
-          <w:sz w:val="22"/>
-          <w:szCs w:val="24"/>
-        </w:rPr>
-        <w:t>서로 상쇄되는 입력을 감안하여, 현재 이동 입력이 있으면 플레이어의 속도를</w:t>
-      </w:r>
-      <w:r>
-        <w:rPr>
-          <w:sz w:val="22"/>
-          <w:szCs w:val="24"/>
-        </w:rPr>
-        <w:br/>
-      </w:r>
-      <w:r>
-        <w:rPr>
-          <w:rFonts w:hint="eastAsia"/>
-          <w:sz w:val="22"/>
-          <w:szCs w:val="24"/>
-        </w:rPr>
-        <w:t>변화시킨다. 다만, 플레이어의 속력을 maxSpeed를 넘지 못하도록 한다.</w:t>
-      </w:r>
-    </w:p>
-    <w:p>
-      <w:pPr>
-        <w:pStyle w:val="a4"/>
-        <w:numPr>
-          <w:ilvl w:val="2"/>
-          <w:numId w:val="1"/>
-        </w:numPr>
-        <w:spacing w:after="0"/>
-        <w:ind w:leftChars="0"/>
-        <w:rPr>
-          <w:sz w:val="22"/>
-          <w:szCs w:val="24"/>
-        </w:rPr>
-      </w:pPr>
-      <w:r>
-        <w:rPr>
-          <w:rFonts w:hint="eastAsia"/>
-          <w:sz w:val="22"/>
-          <w:szCs w:val="24"/>
-        </w:rPr>
-        <w:t>현재 이동 입력이 없으면 플레이어의 속력을 감소시킨다.</w:t>
-      </w:r>
-      <w:r>
-        <w:rPr>
-          <w:sz w:val="22"/>
-          <w:szCs w:val="24"/>
-        </w:rPr>
-        <w:br/>
-      </w:r>
-      <w:r>
-        <w:rPr>
-          <w:rFonts w:hint="eastAsia"/>
-          <w:sz w:val="22"/>
-          <w:szCs w:val="24"/>
-        </w:rPr>
-        <w:t>플레이어의 속력이 moveThreshold보다 작다면, 플레이어의 속력을 0으로 만든다.</w:t>
-      </w:r>
-    </w:p>
-    <w:p>
-      <w:pPr>
-        <w:pStyle w:val="a4"/>
-        <w:numPr>
-          <w:ilvl w:val="0"/>
-          <w:numId w:val="1"/>
-        </w:numPr>
-        <w:spacing w:after="0"/>
-        <w:ind w:leftChars="0"/>
-        <w:rPr>
-          <w:sz w:val="22"/>
-          <w:szCs w:val="24"/>
-        </w:rPr>
-      </w:pPr>
-      <w:r>
-        <w:rPr>
-          <w:rFonts w:hint="eastAsia"/>
-          <w:sz w:val="22"/>
-          <w:szCs w:val="24"/>
-        </w:rPr>
-        <w:t>플레이어 애니메이션 블렌딩 구현</w:t>
-      </w:r>
-    </w:p>
-    <w:p>
-      <w:pPr>
-        <w:pStyle w:val="a4"/>
-        <w:numPr>
-          <w:ilvl w:val="1"/>
-          <w:numId w:val="1"/>
-        </w:numPr>
-        <w:spacing w:after="0"/>
-        <w:ind w:leftChars="0"/>
-        <w:rPr>
-          <w:sz w:val="22"/>
-          <w:szCs w:val="24"/>
-        </w:rPr>
-      </w:pPr>
-      <w:r>
-        <w:rPr>
-          <w:rFonts w:hint="eastAsia"/>
-          <w:sz w:val="22"/>
-          <w:szCs w:val="24"/>
-        </w:rPr>
-        <w:t>Idle과 Run의 보간 비율을 먼저 계산한다.</w:t>
-      </w:r>
-    </w:p>
-    <w:p>
-      <w:pPr>
-        <w:pStyle w:val="a4"/>
-        <w:numPr>
-          <w:ilvl w:val="1"/>
-          <w:numId w:val="1"/>
-        </w:numPr>
-        <w:spacing w:after="0"/>
-        <w:ind w:leftChars="0"/>
-        <w:rPr>
-          <w:sz w:val="22"/>
-          <w:szCs w:val="24"/>
-        </w:rPr>
-      </w:pPr>
-      <w:r>
-        <w:rPr>
-          <w:rFonts w:hint="eastAsia"/>
-          <w:sz w:val="22"/>
-          <w:szCs w:val="24"/>
-        </w:rPr>
-        <w:t>Run의 비율이 0보다 크다면, 플레이어가 바라보고 있는 방향과 플레이어 속도 방향의</w:t>
-      </w:r>
-      <w:r>
-        <w:rPr>
-          <w:sz w:val="22"/>
-          <w:szCs w:val="24"/>
-        </w:rPr>
-        <w:br/>
-      </w:r>
-      <w:r>
-        <w:rPr>
-          <w:rFonts w:hint="eastAsia"/>
-          <w:sz w:val="22"/>
-          <w:szCs w:val="24"/>
-        </w:rPr>
-        <w:t>내적을 통해 Run_Left, Run_Right, Run_Forward, Run_Backward의 가중치를 정하고,</w:t>
-      </w:r>
-      <w:r>
-        <w:rPr>
-          <w:sz w:val="22"/>
-          <w:szCs w:val="24"/>
-        </w:rPr>
-        <w:br/>
-      </w:r>
-      <w:r>
-        <w:rPr>
-          <w:rFonts w:hint="eastAsia"/>
-          <w:sz w:val="22"/>
-          <w:szCs w:val="24"/>
-        </w:rPr>
-        <w:t>각 애니메이션은 Run의 비율에 가중치 총합에 대한 자신의 가중치 비율을 곱하여</w:t>
-      </w:r>
-      <w:r>
-        <w:rPr>
-          <w:sz w:val="22"/>
-          <w:szCs w:val="24"/>
-        </w:rPr>
-        <w:br/>
-      </w:r>
-      <w:r>
-        <w:rPr>
-          <w:rFonts w:hint="eastAsia"/>
-          <w:sz w:val="22"/>
-          <w:szCs w:val="24"/>
-        </w:rPr>
-        <w:t>보간 비율이 설정된다.</w:t>
-      </w:r>
-    </w:p>
-    <w:p>
-      <w:pPr>
-        <w:pStyle w:val="a4"/>
-        <w:numPr>
-          <w:ilvl w:val="1"/>
-          <w:numId w:val="1"/>
-        </w:numPr>
-        <w:spacing w:after="0"/>
-        <w:ind w:leftChars="0"/>
-        <w:rPr>
-          <w:sz w:val="22"/>
-          <w:szCs w:val="24"/>
-        </w:rPr>
-      </w:pPr>
-      <w:r>
-        <w:rPr>
-          <w:rFonts w:hint="eastAsia"/>
-          <w:sz w:val="22"/>
-          <w:szCs w:val="24"/>
-        </w:rPr>
-        <w:t>두 개를 넘는 애니메이션 프레임 보간을 위해 sumWeightedAnimFrames 함수를 구현</w:t>
-      </w:r>
-    </w:p>
-    <w:p>
-      <w:pPr>
-        <w:pStyle w:val="a4"/>
-        <w:numPr>
-          <w:ilvl w:val="2"/>
-          <w:numId w:val="1"/>
-        </w:numPr>
-        <w:spacing w:after="0"/>
-        <w:ind w:leftChars="0"/>
-        <w:rPr>
-          <w:sz w:val="22"/>
-          <w:szCs w:val="24"/>
-        </w:rPr>
-      </w:pPr>
-      <w:r>
-        <w:rPr>
-          <w:rFonts w:hint="eastAsia"/>
-          <w:sz w:val="22"/>
-          <w:szCs w:val="24"/>
-        </w:rPr>
-        <w:t>쿼터니언 보간에 slerp 대신 nlerp를 쓴다.</w:t>
-      </w:r>
-    </w:p>
-    <w:p>
-      <w:pPr>
-        <w:pStyle w:val="a4"/>
-        <w:numPr>
-          <w:ilvl w:val="0"/>
-          <w:numId w:val="1"/>
-        </w:numPr>
-        <w:spacing w:after="0"/>
-        <w:ind w:leftChars="0"/>
-        <w:rPr>
-          <w:sz w:val="22"/>
-          <w:szCs w:val="24"/>
-        </w:rPr>
-      </w:pPr>
-      <w:r>
-        <w:br w:type="page"/>
-      </w:r>
-    </w:p>
-    <w:p>
-      <w:pPr>
         <w:rPr>
           <w:sz w:val="28"/>
           <w:szCs w:val="32"/>
@@ -1485,65 +1913,6 @@
           <w:szCs w:val="32"/>
         </w:rPr>
         <w:lastRenderedPageBreak/>
-        <w:t xml:space="preserve">이종진: </w:t>
-      </w:r>
-    </w:p>
-    <w:p>
-      <w:pPr>
-        <w:pStyle w:val="a4"/>
-        <w:spacing w:after="0"/>
-        <w:ind w:leftChars="0" w:left="1760"/>
-        <w:rPr>
-          <w:sz w:val="22"/>
-          <w:szCs w:val="24"/>
-        </w:rPr>
-      </w:pPr>
-    </w:p>
-    <w:p>
-      <w:pPr>
-        <w:pStyle w:val="a4"/>
-        <w:spacing w:after="0"/>
-        <w:ind w:leftChars="0" w:left="1760"/>
-        <w:rPr>
-          <w:sz w:val="22"/>
-          <w:szCs w:val="24"/>
-        </w:rPr>
-      </w:pPr>
-    </w:p>
-    <w:p>
-      <w:pPr>
-        <w:widowControl/>
-        <w:wordWrap/>
-        <w:autoSpaceDE/>
-        <w:autoSpaceDN/>
-        <w:rPr>
-          <w:sz w:val="22"/>
-          <w:szCs w:val="24"/>
-        </w:rPr>
-      </w:pPr>
-      <w:r>
-        <w:rPr>
-          <w:sz w:val="22"/>
-          <w:szCs w:val="24"/>
-        </w:rPr>
-        <w:br w:type="page"/>
-      </w:r>
-    </w:p>
-    <w:p>
-      <w:pPr>
-        <w:spacing w:after="0"/>
-        <w:rPr>
-          <w:sz w:val="28"/>
-          <w:szCs w:val="32"/>
-        </w:rPr>
-      </w:pPr>
-      <w:r>
-        <w:rPr>
-          <w:rFonts w:hint="eastAsia"/>
-          <w:sz w:val="28"/>
-          <w:szCs w:val="32"/>
-        </w:rPr>
-        <w:lastRenderedPageBreak/>
         <w:t>우상훈:</w:t>
       </w:r>
     </w:p>
@@ -1558,7 +1927,15 @@
         <w:jc w:val="left"/>
       </w:pPr>
       <w:r>
-        <w:t>Room이 GameSession 자체가 아닌 세션의 ID에 대응되는 오브젝트만을 소유</w:t>
+        <w:t xml:space="preserve">Room이 </w:t>
+      </w:r>
+      <w:proofErr w:type="spellStart"/>
+      <w:r>
+        <w:t>GameSession</w:t>
+      </w:r>
+      <w:proofErr w:type="spellEnd"/>
+      <w:r>
+        <w:t xml:space="preserve"> 자체가 아닌 세션의 ID에 대응되는 오브젝트만을 소유</w:t>
       </w:r>
     </w:p>
     <w:p>
@@ -1572,7 +1949,15 @@
         <w:jc w:val="left"/>
       </w:pPr>
       <w:r>
-        <w:t>기존 구조에서는 room이 각 GameSession 객체를 직접 보유하고 있어, 클라이언트의 상태 변화나</w:t>
+        <w:t xml:space="preserve">기존 구조에서는 room이 각 </w:t>
+      </w:r>
+      <w:proofErr w:type="spellStart"/>
+      <w:r>
+        <w:t>GameSession</w:t>
+      </w:r>
+      <w:proofErr w:type="spellEnd"/>
+      <w:r>
+        <w:t xml:space="preserve"> 객체를 직접 보유하고 있어, 클라이언트의 상태 변화나</w:t>
       </w:r>
       <w:r>
         <w:rPr>
@@ -1635,8 +2020,13 @@
         </w:rPr>
         <w:br/>
       </w:r>
-      <w:r>
-        <w:t>GameSessionManager에 조회를 요청하고, 그 세션에 대응되는 클라이언트로</w:t>
+      <w:proofErr w:type="spellStart"/>
+      <w:r>
+        <w:t>GameSessionManager</w:t>
+      </w:r>
+      <w:proofErr w:type="spellEnd"/>
+      <w:r>
+        <w:t>에 조회를 요청하고, 그 세션에 대응되는 클라이언트로</w:t>
       </w:r>
       <w:r>
         <w:rPr>
@@ -1844,8 +2234,16 @@
         <w:rPr>
           <w:rFonts w:hint="eastAsia"/>
         </w:rPr>
-        <w:t>클라이언트에서 계산되는 yaw 값은 절대 죄표계의 yaw가 아닌 마우스 이동략으로부터</w:t>
-      </w:r>
+        <w:t xml:space="preserve">클라이언트에서 계산되는 yaw 값은 절대 죄표계의 yaw가 아닌 마우스 </w:t>
+      </w:r>
+      <w:proofErr w:type="spellStart"/>
+      <w:r>
+        <w:rPr>
+          <w:rFonts w:hint="eastAsia"/>
+        </w:rPr>
+        <w:t>이동략으로부터</w:t>
+      </w:r>
+      <w:proofErr w:type="spellEnd"/>
       <w:r>
         <w:rPr>
           <w:rFonts w:hint="eastAsia"/>
@@ -1941,7 +2339,35 @@
           <w:rFonts w:hint="eastAsia"/>
         </w:rPr>
         <w:br/>
-        <w:t xml:space="preserve">                float yaw = std::atan2(forward.x. forward.z);</w:t>
+        <w:t xml:space="preserve">                float yaw = std::atan2(</w:t>
+      </w:r>
+      <w:proofErr w:type="spellStart"/>
+      <w:r>
+        <w:rPr>
+          <w:rFonts w:hint="eastAsia"/>
+        </w:rPr>
+        <w:t>forward.x</w:t>
+      </w:r>
+      <w:proofErr w:type="spellEnd"/>
+      <w:r>
+        <w:rPr>
+          <w:rFonts w:hint="eastAsia"/>
+        </w:rPr>
+        <w:t xml:space="preserve">. </w:t>
+      </w:r>
+      <w:proofErr w:type="spellStart"/>
+      <w:r>
+        <w:rPr>
+          <w:rFonts w:hint="eastAsia"/>
+        </w:rPr>
+        <w:t>forward.z</w:t>
+      </w:r>
+      <w:proofErr w:type="spellEnd"/>
+      <w:r>
+        <w:rPr>
+          <w:rFonts w:hint="eastAsia"/>
+        </w:rPr>
+        <w:t>);</w:t>
       </w:r>
     </w:p>
     <w:p>
@@ -1958,7 +2384,21 @@
         <w:rPr>
           <w:rFonts w:hint="eastAsia"/>
         </w:rPr>
-        <w:t>이렇게 얻은 yaw 값은 절대 회전값이므로 서버에서 해당 세션에 대응되는 플레이어 오브젝트의</w:t>
+        <w:t xml:space="preserve">이렇게 얻은 yaw 값은 절대 </w:t>
+      </w:r>
+      <w:proofErr w:type="spellStart"/>
+      <w:r>
+        <w:rPr>
+          <w:rFonts w:hint="eastAsia"/>
+        </w:rPr>
+        <w:t>회전값이므로</w:t>
+      </w:r>
+      <w:proofErr w:type="spellEnd"/>
+      <w:r>
+        <w:rPr>
+          <w:rFonts w:hint="eastAsia"/>
+        </w:rPr>
+        <w:t xml:space="preserve"> 서버에서 해당 세션에 대응되는 플레이어 오브젝트의</w:t>
       </w:r>
       <w:r>
         <w:rPr>
@@ -2057,6 +2497,32 @@
               <w:t>1. 물리 시뮬레이션 연산이 매우 비싸다.</w:t>
             </w:r>
           </w:p>
+          <w:p>
+            <w:pPr>
+              <w:jc w:val="left"/>
+            </w:pPr>
+            <w:r>
+              <w:rPr>
+                <w:rFonts w:hint="eastAsia"/>
+              </w:rPr>
+              <w:t xml:space="preserve">2. </w:t>
+            </w:r>
+            <w:r>
+              <w:rPr>
+                <w:rFonts w:hint="eastAsia"/>
+              </w:rPr>
+              <w:t>총구 섬광의 위치가 살짝</w:t>
+            </w:r>
+            <w:r>
+              <w:br/>
+            </w:r>
+            <w:r>
+              <w:rPr>
+                <w:rFonts w:hint="eastAsia"/>
+              </w:rPr>
+              <w:t>부자연스럽다.</w:t>
+            </w:r>
+          </w:p>
         </w:tc>
         <w:tc>
           <w:tcPr>
@@ -2094,7 +2560,21 @@
               <w:rPr>
                 <w:rFonts w:hint="eastAsia"/>
               </w:rPr>
-              <w:t>1. 의미있는 broad-phase를 구성하여 실제 충돌 검사 횟수를</w:t>
+              <w:t xml:space="preserve">1. </w:t>
+            </w:r>
+            <w:proofErr w:type="spellStart"/>
+            <w:r>
+              <w:rPr>
+                <w:rFonts w:hint="eastAsia"/>
+              </w:rPr>
+              <w:t>의미있는</w:t>
+            </w:r>
+            <w:proofErr w:type="spellEnd"/>
+            <w:r>
+              <w:rPr>
+                <w:rFonts w:hint="eastAsia"/>
+              </w:rPr>
+              <w:t xml:space="preserve"> broad-phase를 구성하여 실제 충돌 검사 횟수를</w:t>
             </w:r>
             <w:r>
               <w:br/>
@@ -2104,6 +2584,76 @@
                 <w:rFonts w:hint="eastAsia"/>
               </w:rPr>
               <w:t>줄인다.</w:t>
+            </w:r>
+          </w:p>
+          <w:p>
+            <w:pPr>
+              <w:jc w:val="left"/>
+            </w:pPr>
+            <w:r>
+              <w:rPr>
+                <w:rFonts w:hint="eastAsia"/>
+              </w:rPr>
+              <w:t>2. Idle 애니메이션에서 사격 시</w:t>
+            </w:r>
+            <w:r>
+              <w:br/>
+            </w:r>
+            <w:r>
+              <w:rPr>
+                <w:rFonts w:hint="eastAsia"/>
+              </w:rPr>
+              <w:t>먼저 캐릭터가 조준을 하도록 구현하고 총구 섬광이 지연되어</w:t>
+            </w:r>
+            <w:r>
+              <w:br/>
+            </w:r>
+            <w:r>
+              <w:rPr>
+                <w:rFonts w:hint="eastAsia"/>
+              </w:rPr>
+              <w:t>나타나도록 한다.</w:t>
+            </w:r>
+            <w:r>
+              <w:br/>
+            </w:r>
+            <w:r>
+              <w:rPr>
+                <w:rFonts w:hint="eastAsia"/>
+              </w:rPr>
+              <w:t xml:space="preserve">또, </w:t>
+            </w:r>
+            <w:proofErr w:type="spellStart"/>
+            <w:r>
+              <w:rPr>
+                <w:rFonts w:hint="eastAsia"/>
+              </w:rPr>
+              <w:t>애니메이션된</w:t>
+            </w:r>
+            <w:proofErr w:type="spellEnd"/>
+            <w:r>
+              <w:rPr>
+                <w:rFonts w:hint="eastAsia"/>
+              </w:rPr>
+              <w:t xml:space="preserve"> 총구의 위치를</w:t>
+            </w:r>
+            <w:r>
+              <w:br/>
+            </w:r>
+            <w:r>
+              <w:rPr>
+                <w:rFonts w:hint="eastAsia"/>
+              </w:rPr>
+              <w:t>얻어 그에 대한 오프셋을 두고</w:t>
+            </w:r>
+            <w:r>
+              <w:br/>
+            </w:r>
+            <w:r>
+              <w:rPr>
+                <w:rFonts w:hint="eastAsia"/>
+              </w:rPr>
+              <w:t>총구 섬광을 재생하도록 한다.</w:t>
             </w:r>
           </w:p>
         </w:tc>
@@ -2187,21 +2737,7 @@
                 <w:rFonts w:hint="eastAsia"/>
                 <w:b/>
               </w:rPr>
-              <w:t>2025.12.</w:t>
-            </w:r>
-            <w:r>
-              <w:rPr>
-                <w:rFonts w:hint="eastAsia"/>
-                <w:b/>
-              </w:rPr>
-              <w:t>15</w:t>
-            </w:r>
-            <w:r>
-              <w:rPr>
-                <w:rFonts w:hint="eastAsia"/>
-                <w:b/>
-              </w:rPr>
-              <w:t>. ~ 2025.12.</w:t>
+              <w:t>2025.12.15. ~ 2025.12.</w:t>
             </w:r>
             <w:r>
               <w:rPr>
@@ -2286,7 +2822,25 @@
                 <w:bCs/>
                 <w:szCs w:val="20"/>
               </w:rPr>
-              <w:t>장명운: 플레이어 손에 총 달기, Cascaded Shadow Mapping, 게임 컨텐츠 구현</w:t>
+              <w:t>장명운:</w:t>
+            </w:r>
+            <w:r>
+              <w:rPr>
+                <w:rFonts w:hint="eastAsia"/>
+                <w:b/>
+                <w:bCs/>
+                <w:szCs w:val="20"/>
+              </w:rPr>
+              <w:t xml:space="preserve"> 서버와의 연동(피격, 사격), 2번째 프로젝트 초기 작업</w:t>
+            </w:r>
+            <w:r>
+              <w:rPr>
+                <w:rFonts w:hint="eastAsia"/>
+                <w:b/>
+                <w:bCs/>
+                <w:szCs w:val="20"/>
+              </w:rPr>
+              <w:t xml:space="preserve"> </w:t>
             </w:r>
           </w:p>
           <w:p>
@@ -2387,6 +2941,56 @@
 </w:document>
 </file>
 
+<file path=word/endnotes.xml><?xml version="1.0" encoding="utf-8"?>
+<w:endnotes xmlns:wpc="http://schemas.microsoft.com/office/word/2010/wordprocessingCanvas" xmlns:cx="http://schemas.microsoft.com/office/drawing/2014/chartex" xmlns:cx1="http://schemas.microsoft.com/office/drawing/2015/9/8/chartex" xmlns:cx2="http://schemas.microsoft.com/office/drawing/2015/10/21/chartex" xmlns:cx3="http://schemas.microsoft.com/office/drawing/2016/5/9/chartex" xmlns:cx4="http://schemas.microsoft.com/office/drawing/2016/5/10/chartex" xmlns:cx5="http://schemas.microsoft.com/office/drawing/2016/5/11/chartex" xmlns:cx6="http://schemas.microsoft.com/office/drawing/2016/5/12/chartex" xmlns:cx7="http://schemas.microsoft.com/office/drawing/2016/5/13/chartex" xmlns:cx8="http://schemas.microsoft.com/office/drawing/2016/5/14/chartex" xmlns:mc="http://schemas.openxmlformats.org/markup-compatibility/2006" xmlns:aink="http://schemas.microsoft.com/office/drawing/2016/ink" xmlns:am3d="http://schemas.microsoft.com/office/drawing/2017/model3d" xmlns:o="urn:schemas-microsoft-com:office:office" xmlns:oel="http://schemas.microsoft.com/office/2019/extlst" xmlns:r="http://schemas.openxmlformats.org/officeDocument/2006/relationships" xmlns:m="http://schemas.openxmlformats.org/officeDocument/2006/math" xmlns:v="urn:schemas-microsoft-com:vml" xmlns:wp14="http://schemas.microsoft.com/office/word/2010/wordprocessingDrawing" xmlns:wp="http://schemas.openxmlformats.org/drawingml/2006/wordprocessingDrawing" xmlns:w10="urn:schemas-microsoft-com:office:word" xmlns:w="http://schemas.openxmlformats.org/wordprocessingml/2006/main" xmlns:w14="http://schemas.microsoft.com/office/word/2010/wordml" xmlns:w15="http://schemas.microsoft.com/office/word/2012/wordml" xmlns:w16cex="http://schemas.microsoft.com/office/word/2018/wordml/cex" xmlns:w16cid="http://schemas.microsoft.com/office/word/2016/wordml/cid" xmlns:w16="http://schemas.microsoft.com/office/word/2018/wordml" xmlns:w16du="http://schemas.microsoft.com/office/word/2023/wordml/word16du" xmlns:w16sdtdh="http://schemas.microsoft.com/office/word/2020/wordml/sdtdatahash" xmlns:w16sdtfl="http://schemas.microsoft.com/office/word/2024/wordml/sdtformatlock" xmlns:w16se="http://schemas.microsoft.com/office/word/2015/wordml/symex" xmlns:wpg="http://schemas.microsoft.com/office/word/2010/wordprocessingGroup" xmlns:wpi="http://schemas.microsoft.com/office/word/2010/wordprocessingInk" xmlns:wne="http://schemas.microsoft.com/office/word/2006/wordml" xmlns:wps="http://schemas.microsoft.com/office/word/2010/wordprocessingShape" mc:Ignorable="w14 w15 w16se w16cid w16 w16cex w16sdtdh w16sdtfl w16du wp14">
+  <w:endnote w:type="separator" w:id="-1">
+    <w:p>
+      <w:pPr>
+        <w:spacing w:after="0" w:line="240" w:lineRule="auto"/>
+      </w:pPr>
+      <w:r>
+        <w:separator/>
+      </w:r>
+    </w:p>
+  </w:endnote>
+  <w:endnote w:type="continuationSeparator" w:id="0">
+    <w:p>
+      <w:pPr>
+        <w:spacing w:after="0" w:line="240" w:lineRule="auto"/>
+      </w:pPr>
+      <w:r>
+        <w:continuationSeparator/>
+      </w:r>
+    </w:p>
+  </w:endnote>
+</w:endnotes>
+</file>
+
+<file path=word/footnotes.xml><?xml version="1.0" encoding="utf-8"?>
+<w:footnotes xmlns:wpc="http://schemas.microsoft.com/office/word/2010/wordprocessingCanvas" xmlns:cx="http://schemas.microsoft.com/office/drawing/2014/chartex" xmlns:cx1="http://schemas.microsoft.com/office/drawing/2015/9/8/chartex" xmlns:cx2="http://schemas.microsoft.com/office/drawing/2015/10/21/chartex" xmlns:cx3="http://schemas.microsoft.com/office/drawing/2016/5/9/chartex" xmlns:cx4="http://schemas.microsoft.com/office/drawing/2016/5/10/chartex" xmlns:cx5="http://schemas.microsoft.com/office/drawing/2016/5/11/chartex" xmlns:cx6="http://schemas.microsoft.com/office/drawing/2016/5/12/chartex" xmlns:cx7="http://schemas.microsoft.com/office/drawing/2016/5/13/chartex" xmlns:cx8="http://schemas.microsoft.com/office/drawing/2016/5/14/chartex" xmlns:mc="http://schemas.openxmlformats.org/markup-compatibility/2006" xmlns:aink="http://schemas.microsoft.com/office/drawing/2016/ink" xmlns:am3d="http://schemas.microsoft.com/office/drawing/2017/model3d" xmlns:o="urn:schemas-microsoft-com:office:office" xmlns:oel="http://schemas.microsoft.com/office/2019/extlst" xmlns:r="http://schemas.openxmlformats.org/officeDocument/2006/relationships" xmlns:m="http://schemas.openxmlformats.org/officeDocument/2006/math" xmlns:v="urn:schemas-microsoft-com:vml" xmlns:wp14="http://schemas.microsoft.com/office/word/2010/wordprocessingDrawing" xmlns:wp="http://schemas.openxmlformats.org/drawingml/2006/wordprocessingDrawing" xmlns:w10="urn:schemas-microsoft-com:office:word" xmlns:w="http://schemas.openxmlformats.org/wordprocessingml/2006/main" xmlns:w14="http://schemas.microsoft.com/office/word/2010/wordml" xmlns:w15="http://schemas.microsoft.com/office/word/2012/wordml" xmlns:w16cex="http://schemas.microsoft.com/office/word/2018/wordml/cex" xmlns:w16cid="http://schemas.microsoft.com/office/word/2016/wordml/cid" xmlns:w16="http://schemas.microsoft.com/office/word/2018/wordml" xmlns:w16du="http://schemas.microsoft.com/office/word/2023/wordml/word16du" xmlns:w16sdtdh="http://schemas.microsoft.com/office/word/2020/wordml/sdtdatahash" xmlns:w16sdtfl="http://schemas.microsoft.com/office/word/2024/wordml/sdtformatlock" xmlns:w16se="http://schemas.microsoft.com/office/word/2015/wordml/symex" xmlns:wpg="http://schemas.microsoft.com/office/word/2010/wordprocessingGroup" xmlns:wpi="http://schemas.microsoft.com/office/word/2010/wordprocessingInk" xmlns:wne="http://schemas.microsoft.com/office/word/2006/wordml" xmlns:wps="http://schemas.microsoft.com/office/word/2010/wordprocessingShape" mc:Ignorable="w14 w15 w16se w16cid w16 w16cex w16sdtdh w16sdtfl w16du wp14">
+  <w:footnote w:type="separator" w:id="-1">
+    <w:p>
+      <w:pPr>
+        <w:spacing w:after="0" w:line="240" w:lineRule="auto"/>
+      </w:pPr>
+      <w:r>
+        <w:separator/>
+      </w:r>
+    </w:p>
+  </w:footnote>
+  <w:footnote w:type="continuationSeparator" w:id="0">
+    <w:p>
+      <w:pPr>
+        <w:spacing w:after="0" w:line="240" w:lineRule="auto"/>
+      </w:pPr>
+      <w:r>
+        <w:continuationSeparator/>
+      </w:r>
+    </w:p>
+  </w:footnote>
+</w:footnotes>
+</file>
+
 <file path=word/numbering.xml><?xml version="1.0" encoding="utf-8"?>
 <w:numbering xmlns:wpc="http://schemas.microsoft.com/office/word/2010/wordprocessingCanvas" xmlns:cx="http://schemas.microsoft.com/office/drawing/2014/chartex" xmlns:cx1="http://schemas.microsoft.com/office/drawing/2015/9/8/chartex" xmlns:cx2="http://schemas.microsoft.com/office/drawing/2015/10/21/chartex" xmlns:cx3="http://schemas.microsoft.com/office/drawing/2016/5/9/chartex" xmlns:cx4="http://schemas.microsoft.com/office/drawing/2016/5/10/chartex" xmlns:cx5="http://schemas.microsoft.com/office/drawing/2016/5/11/chartex" xmlns:cx6="http://schemas.microsoft.com/office/drawing/2016/5/12/chartex" xmlns:cx7="http://schemas.microsoft.com/office/drawing/2016/5/13/chartex" xmlns:cx8="http://schemas.microsoft.com/office/drawing/2016/5/14/chartex" xmlns:mc="http://schemas.openxmlformats.org/markup-compatibility/2006" xmlns:aink="http://schemas.microsoft.com/office/drawing/2016/ink" xmlns:am3d="http://schemas.microsoft.com/office/drawing/2017/model3d" xmlns:o="urn:schemas-microsoft-com:office:office" xmlns:oel="http://schemas.microsoft.com/office/2019/extlst" xmlns:r="http://schemas.openxmlformats.org/officeDocument/2006/relationships" xmlns:m="http://schemas.openxmlformats.org/officeDocument/2006/math" xmlns:v="urn:schemas-microsoft-com:vml" xmlns:wp14="http://schemas.microsoft.com/office/word/2010/wordprocessingDrawing" xmlns:wp="http://schemas.openxmlformats.org/drawingml/2006/wordprocessingDrawing" xmlns:w10="urn:schemas-microsoft-com:office:word" xmlns:w="http://schemas.openxmlformats.org/wordprocessingml/2006/main" xmlns:w14="http://schemas.microsoft.com/office/word/2010/wordml" xmlns:w15="http://schemas.microsoft.com/office/word/2012/wordml" xmlns:w16cex="http://schemas.microsoft.com/office/word/2018/wordml/cex" xmlns:w16cid="http://schemas.microsoft.com/office/word/2016/wordml/cid" xmlns:w16="http://schemas.microsoft.com/office/word/2018/wordml" xmlns:w16du="http://schemas.microsoft.com/office/word/2023/wordml/word16du" xmlns:w16sdtdh="http://schemas.microsoft.com/office/word/2020/wordml/sdtdatahash" xmlns:w16sdtfl="http://schemas.microsoft.com/office/word/2024/wordml/sdtformatlock" xmlns:w16se="http://schemas.microsoft.com/office/word/2015/wordml/symex" xmlns:wpg="http://schemas.microsoft.com/office/word/2010/wordprocessingGroup" xmlns:wpi="http://schemas.microsoft.com/office/word/2010/wordprocessingInk" xmlns:wne="http://schemas.microsoft.com/office/word/2006/wordml" xmlns:wps="http://schemas.microsoft.com/office/word/2010/wordprocessingShape" mc:Ignorable="w14 w15 w16se w16cid w16 w16cex w16sdtdh w16sdtfl w16du wp14">
   <w:abstractNum w:abstractNumId="0" w15:restartNumberingAfterBreak="0">
@@ -2476,6 +3080,92 @@
     </w:lvl>
   </w:abstractNum>
   <w:abstractNum w:abstractNumId="1" w15:restartNumberingAfterBreak="0">
+    <w:nsid w:val="21545A91"/>
+    <w:multiLevelType w:val="hybridMultilevel"/>
+    <w:tmpl w:val="4D04FCF4"/>
+    <w:lvl w:ilvl="0" w:tplc="FFFFFFFF">
+      <w:start w:val="1"/>
+      <w:numFmt w:val="decimal"/>
+      <w:lvlText w:val="%1."/>
+      <w:lvlJc w:val="left"/>
+      <w:pPr>
+        <w:ind w:left="880" w:hanging="440"/>
+      </w:pPr>
+    </w:lvl>
+    <w:lvl w:ilvl="1" w:tplc="FFFFFFFF">
+      <w:start w:val="1"/>
+      <w:numFmt w:val="upperLetter"/>
+      <w:lvlText w:val="%2."/>
+      <w:lvlJc w:val="left"/>
+      <w:pPr>
+        <w:ind w:left="1320" w:hanging="440"/>
+      </w:pPr>
+    </w:lvl>
+    <w:lvl w:ilvl="2" w:tplc="FFFFFFFF">
+      <w:start w:val="1"/>
+      <w:numFmt w:val="lowerRoman"/>
+      <w:lvlText w:val="%3."/>
+      <w:lvlJc w:val="right"/>
+      <w:pPr>
+        <w:ind w:left="1760" w:hanging="440"/>
+      </w:pPr>
+    </w:lvl>
+    <w:lvl w:ilvl="3" w:tplc="FFFFFFFF">
+      <w:start w:val="1"/>
+      <w:numFmt w:val="decimal"/>
+      <w:lvlText w:val="%4."/>
+      <w:lvlJc w:val="left"/>
+      <w:pPr>
+        <w:ind w:left="2200" w:hanging="440"/>
+      </w:pPr>
+    </w:lvl>
+    <w:lvl w:ilvl="4" w:tplc="FFFFFFFF" w:tentative="1">
+      <w:start w:val="1"/>
+      <w:numFmt w:val="upperLetter"/>
+      <w:lvlText w:val="%5."/>
+      <w:lvlJc w:val="left"/>
+      <w:pPr>
+        <w:ind w:left="2640" w:hanging="440"/>
+      </w:pPr>
+    </w:lvl>
+    <w:lvl w:ilvl="5" w:tplc="FFFFFFFF" w:tentative="1">
+      <w:start w:val="1"/>
+      <w:numFmt w:val="lowerRoman"/>
+      <w:lvlText w:val="%6."/>
+      <w:lvlJc w:val="right"/>
+      <w:pPr>
+        <w:ind w:left="3080" w:hanging="440"/>
+      </w:pPr>
+    </w:lvl>
+    <w:lvl w:ilvl="6" w:tplc="FFFFFFFF" w:tentative="1">
+      <w:start w:val="1"/>
+      <w:numFmt w:val="decimal"/>
+      <w:lvlText w:val="%7."/>
+      <w:lvlJc w:val="left"/>
+      <w:pPr>
+        <w:ind w:left="3520" w:hanging="440"/>
+      </w:pPr>
+    </w:lvl>
+    <w:lvl w:ilvl="7" w:tplc="FFFFFFFF" w:tentative="1">
+      <w:start w:val="1"/>
+      <w:numFmt w:val="upperLetter"/>
+      <w:lvlText w:val="%8."/>
+      <w:lvlJc w:val="left"/>
+      <w:pPr>
+        <w:ind w:left="3960" w:hanging="440"/>
+      </w:pPr>
+    </w:lvl>
+    <w:lvl w:ilvl="8" w:tplc="FFFFFFFF" w:tentative="1">
+      <w:start w:val="1"/>
+      <w:numFmt w:val="lowerRoman"/>
+      <w:lvlText w:val="%9."/>
+      <w:lvlJc w:val="right"/>
+      <w:pPr>
+        <w:ind w:left="4400" w:hanging="440"/>
+      </w:pPr>
+    </w:lvl>
+  </w:abstractNum>
+  <w:abstractNum w:abstractNumId="2" w15:restartNumberingAfterBreak="0">
     <w:nsid w:val="2DAD1435"/>
     <w:multiLevelType w:val="hybridMultilevel"/>
     <w:tmpl w:val="E016541E"/>
@@ -2561,7 +3251,7 @@
       </w:pPr>
     </w:lvl>
   </w:abstractNum>
-  <w:abstractNum w:abstractNumId="2" w15:restartNumberingAfterBreak="0">
+  <w:abstractNum w:abstractNumId="3" w15:restartNumberingAfterBreak="0">
     <w:nsid w:val="3AC266DE"/>
     <w:multiLevelType w:val="hybridMultilevel"/>
     <w:tmpl w:val="4D04FCF4"/>
@@ -2648,13 +3338,16 @@
     </w:lvl>
   </w:abstractNum>
   <w:num w:numId="1" w16cid:durableId="455025677">
-    <w:abstractNumId w:val="2"/>
+    <w:abstractNumId w:val="3"/>
   </w:num>
   <w:num w:numId="2" w16cid:durableId="1749109141">
-    <w:abstractNumId w:val="1"/>
+    <w:abstractNumId w:val="2"/>
   </w:num>
   <w:num w:numId="3" w16cid:durableId="948974964">
     <w:abstractNumId w:val="0"/>
+  </w:num>
+  <w:num w:numId="4" w16cid:durableId="791216647">
+    <w:abstractNumId w:val="1"/>
   </w:num>
 </w:numbering>
 </file>

--- a/작업일지/졸업작품 작업일지 - 20+8주차.docx
+++ b/작업일지/졸업작품 작업일지 - 20+8주차.docx
@@ -1890,7 +1890,7 @@
           <w:lang w:eastAsia="ko-KR"/>
           <w:rtl w:val="off"/>
         </w:rPr>
-        <w:t>클라이언트는 키보드 및 마우스 입력 패킷을 매 프레임마다 전송하고,</w:t>
+        <w:t>클라이언트는 키보드 입력 및 플레이어 방향 정보 패킷을 매 프레임마다 전송하고,</w:t>
       </w:r>
       <w:r>
         <w:rPr>
@@ -1955,6 +1955,11 @@
           <w:ilvl w:val="1"/>
           <w:numId w:val="3"/>
         </w:numPr>
+        <w:rPr>
+          <w:lang w:eastAsia="ko-KR"/>
+          <w:rFonts w:hint="eastAsia"/>
+          <w:rtl w:val="off"/>
+        </w:rPr>
       </w:pPr>
       <w:r>
         <w:rPr>
@@ -2060,6 +2065,78 @@
           <w:rtl w:val="off"/>
         </w:rPr>
         <w:t>하지만 클라이언트의 위치가 올바른 위치 정보라면 서버는 해당 위치 정보를 수용한다.</w:t>
+      </w:r>
+    </w:p>
+    <w:p>
+      <w:pPr>
+        <w:jc w:val="left"/>
+      </w:pPr>
+      <w:r>
+        <w:rPr>
+          <w:lang w:eastAsia="ko-KR"/>
+          <w:rtl w:val="off"/>
+        </w:rPr>
+        <w:t>하지만 이 방법은 틀린 방법이다. 기본적으로 MORPG는 플레이어가 이동을 먼저하고, 어디로 이동했는지에 대한</w:t>
+      </w:r>
+      <w:r>
+        <w:rPr>
+          <w:lang w:eastAsia="ko-KR"/>
+          <w:rFonts w:hint="eastAsia"/>
+          <w:rtl w:val="off"/>
+        </w:rPr>
+        <w:br/>
+      </w:r>
+      <w:r>
+        <w:rPr>
+          <w:lang w:eastAsia="ko-KR"/>
+          <w:rtl w:val="off"/>
+        </w:rPr>
+        <w:t>정보를 서버로 전송한다. 그러면 서버에서는 클라이언트가 보낸 pos, vel 정보를 이용해서 validation 검사를 한다.</w:t>
+      </w:r>
+      <w:r>
+        <w:rPr>
+          <w:lang w:eastAsia="ko-KR"/>
+          <w:rFonts w:hint="eastAsia"/>
+          <w:rtl w:val="off"/>
+        </w:rPr>
+        <w:br/>
+      </w:r>
+      <w:r>
+        <w:rPr>
+          <w:lang w:eastAsia="ko-KR"/>
+          <w:rtl w:val="off"/>
+        </w:rPr>
+        <w:t>“이동에 대한 정보를 어떻게 보내느냐”의 해답은 정속으로 이동할 때에는 느린 주기로 상태 정보를 보내고,</w:t>
+      </w:r>
+      <w:r>
+        <w:rPr>
+          <w:lang w:eastAsia="ko-KR"/>
+          <w:rFonts w:hint="eastAsia"/>
+          <w:rtl w:val="off"/>
+        </w:rPr>
+        <w:br/>
+      </w:r>
+      <w:r>
+        <w:rPr>
+          <w:lang w:eastAsia="ko-KR"/>
+          <w:rtl w:val="off"/>
+        </w:rPr>
+        <w:t>가속을 할 경우에 정보를 계속 보내는 것이다. 하지만 FPS 게임은 즉각적인 반응이 필요하기 때문에,</w:t>
+      </w:r>
+      <w:r>
+        <w:rPr>
+          <w:lang w:eastAsia="ko-KR"/>
+          <w:rFonts w:hint="eastAsia"/>
+          <w:rtl w:val="off"/>
+        </w:rPr>
+        <w:br/>
+      </w:r>
+      <w:r>
+        <w:rPr>
+          <w:lang w:eastAsia="ko-KR"/>
+          <w:rtl w:val="off"/>
+        </w:rPr>
+        <w:t>상시 자신의 상태 정보를 보낸다.</w:t>
       </w:r>
     </w:p>
     <w:p>
@@ -2876,158 +2953,158 @@
     <w:lsdException w:name="heading 7" w:semiHidden="1" w:uiPriority="9" w:unhideWhenUsed="1" w:qFormat="1"/>
     <w:lsdException w:name="heading 8" w:semiHidden="1" w:uiPriority="9" w:unhideWhenUsed="1" w:qFormat="1"/>
     <w:lsdException w:name="heading 9" w:semiHidden="1" w:uiPriority="9" w:unhideWhenUsed="1" w:qFormat="1"/>
-    <w:lsdException w:name="index 1" w:semiHidden="1" w:uiPriority="825" w:unhideWhenUsed="1"/>
-    <w:lsdException w:name="index 2" w:semiHidden="1" w:uiPriority="825" w:unhideWhenUsed="1"/>
-    <w:lsdException w:name="index 3" w:semiHidden="1" w:uiPriority="825" w:unhideWhenUsed="1"/>
-    <w:lsdException w:name="index 4" w:semiHidden="1" w:uiPriority="825" w:unhideWhenUsed="1"/>
-    <w:lsdException w:name="index 5" w:semiHidden="1" w:uiPriority="825" w:unhideWhenUsed="1"/>
-    <w:lsdException w:name="index 6" w:semiHidden="1" w:uiPriority="825" w:unhideWhenUsed="1"/>
-    <w:lsdException w:name="index 7" w:semiHidden="1" w:uiPriority="825" w:unhideWhenUsed="1"/>
-    <w:lsdException w:name="index 8" w:semiHidden="1" w:uiPriority="825" w:unhideWhenUsed="1"/>
-    <w:lsdException w:name="index 9" w:semiHidden="1" w:uiPriority="825" w:unhideWhenUsed="1"/>
-    <w:lsdException w:name="toc 1" w:semiHidden="1" w:uiPriority="777" w:unhideWhenUsed="1"/>
-    <w:lsdException w:name="toc 2" w:semiHidden="1" w:uiPriority="777" w:unhideWhenUsed="1"/>
-    <w:lsdException w:name="toc 3" w:semiHidden="1" w:uiPriority="777" w:unhideWhenUsed="1"/>
-    <w:lsdException w:name="toc 4" w:semiHidden="1" w:uiPriority="777" w:unhideWhenUsed="1"/>
-    <w:lsdException w:name="toc 5" w:semiHidden="1" w:uiPriority="777" w:unhideWhenUsed="1"/>
-    <w:lsdException w:name="toc 6" w:semiHidden="1" w:uiPriority="777" w:unhideWhenUsed="1"/>
-    <w:lsdException w:name="toc 7" w:semiHidden="1" w:uiPriority="777" w:unhideWhenUsed="1"/>
-    <w:lsdException w:name="toc 8" w:semiHidden="1" w:uiPriority="777" w:unhideWhenUsed="1"/>
-    <w:lsdException w:name="toc 9" w:semiHidden="1" w:uiPriority="777" w:unhideWhenUsed="1"/>
-    <w:lsdException w:name="Normal Indent" w:semiHidden="1" w:uiPriority="825" w:unhideWhenUsed="1"/>
-    <w:lsdException w:name="footnote text" w:semiHidden="1" w:uiPriority="825" w:unhideWhenUsed="1"/>
-    <w:lsdException w:name="annotation text" w:semiHidden="1" w:uiPriority="825" w:unhideWhenUsed="1"/>
-    <w:lsdException w:name="header" w:semiHidden="1" w:uiPriority="825" w:unhideWhenUsed="1"/>
-    <w:lsdException w:name="footer" w:semiHidden="1" w:uiPriority="825" w:unhideWhenUsed="1"/>
-    <w:lsdException w:name="index heading" w:semiHidden="1" w:uiPriority="825" w:unhideWhenUsed="1"/>
-    <w:lsdException w:name="caption" w:semiHidden="1" w:uiPriority="773" w:unhideWhenUsed="1" w:qFormat="1"/>
-    <w:lsdException w:name="table of figures" w:semiHidden="1" w:uiPriority="825" w:unhideWhenUsed="1"/>
-    <w:lsdException w:name="envelope address" w:semiHidden="1" w:uiPriority="825" w:unhideWhenUsed="1"/>
-    <w:lsdException w:name="envelope return" w:semiHidden="1" w:uiPriority="825" w:unhideWhenUsed="1"/>
-    <w:lsdException w:name="footnote reference" w:semiHidden="1" w:uiPriority="825" w:unhideWhenUsed="1"/>
-    <w:lsdException w:name="annotation reference" w:semiHidden="1" w:uiPriority="825" w:unhideWhenUsed="1"/>
-    <w:lsdException w:name="line number" w:semiHidden="1" w:uiPriority="825" w:unhideWhenUsed="1"/>
-    <w:lsdException w:name="page number" w:semiHidden="1" w:uiPriority="825" w:unhideWhenUsed="1"/>
-    <w:lsdException w:name="endnote reference" w:semiHidden="1" w:uiPriority="825" w:unhideWhenUsed="1"/>
-    <w:lsdException w:name="endnote text" w:semiHidden="1" w:uiPriority="825" w:unhideWhenUsed="1"/>
-    <w:lsdException w:name="table of authorities" w:semiHidden="1" w:uiPriority="825" w:unhideWhenUsed="1"/>
-    <w:lsdException w:name="macro" w:semiHidden="1" w:uiPriority="825" w:unhideWhenUsed="1"/>
-    <w:lsdException w:name="toa heading" w:semiHidden="1" w:uiPriority="825" w:unhideWhenUsed="1"/>
-    <w:lsdException w:name="List" w:semiHidden="1" w:uiPriority="825" w:unhideWhenUsed="1"/>
-    <w:lsdException w:name="List Bullet" w:semiHidden="1" w:uiPriority="825" w:unhideWhenUsed="1"/>
-    <w:lsdException w:name="List Number" w:semiHidden="1" w:uiPriority="825" w:unhideWhenUsed="1"/>
-    <w:lsdException w:name="List 2" w:semiHidden="1" w:uiPriority="825" w:unhideWhenUsed="1"/>
-    <w:lsdException w:name="List 3" w:semiHidden="1" w:uiPriority="825" w:unhideWhenUsed="1"/>
-    <w:lsdException w:name="List 4" w:semiHidden="1" w:uiPriority="825" w:unhideWhenUsed="1"/>
-    <w:lsdException w:name="List 5" w:semiHidden="1" w:uiPriority="825" w:unhideWhenUsed="1"/>
-    <w:lsdException w:name="List Bullet 2" w:semiHidden="1" w:uiPriority="825" w:unhideWhenUsed="1"/>
-    <w:lsdException w:name="List Bullet 3" w:semiHidden="1" w:uiPriority="825" w:unhideWhenUsed="1"/>
-    <w:lsdException w:name="List Bullet 4" w:semiHidden="1" w:uiPriority="825" w:unhideWhenUsed="1"/>
-    <w:lsdException w:name="List Bullet 5" w:semiHidden="1" w:uiPriority="825" w:unhideWhenUsed="1"/>
-    <w:lsdException w:name="List Number 2" w:semiHidden="1" w:uiPriority="825" w:unhideWhenUsed="1"/>
-    <w:lsdException w:name="List Number 3" w:semiHidden="1" w:uiPriority="825" w:unhideWhenUsed="1"/>
-    <w:lsdException w:name="List Number 4" w:semiHidden="1" w:uiPriority="825" w:unhideWhenUsed="1"/>
-    <w:lsdException w:name="List Number 5" w:semiHidden="1" w:uiPriority="825" w:unhideWhenUsed="1"/>
-    <w:lsdException w:name="Title" w:uiPriority="82" w:qFormat="1"/>
-    <w:lsdException w:name="Closing" w:semiHidden="1" w:uiPriority="825" w:unhideWhenUsed="1"/>
-    <w:lsdException w:name="Signature" w:semiHidden="1" w:uiPriority="825" w:unhideWhenUsed="1"/>
+    <w:lsdException w:name="index 1" w:semiHidden="1" w:uiPriority="2085" w:unhideWhenUsed="1"/>
+    <w:lsdException w:name="index 2" w:semiHidden="1" w:uiPriority="2085" w:unhideWhenUsed="1"/>
+    <w:lsdException w:name="index 3" w:semiHidden="1" w:uiPriority="2085" w:unhideWhenUsed="1"/>
+    <w:lsdException w:name="index 4" w:semiHidden="1" w:uiPriority="2085" w:unhideWhenUsed="1"/>
+    <w:lsdException w:name="index 5" w:semiHidden="1" w:uiPriority="2085" w:unhideWhenUsed="1"/>
+    <w:lsdException w:name="index 6" w:semiHidden="1" w:uiPriority="2085" w:unhideWhenUsed="1"/>
+    <w:lsdException w:name="index 7" w:semiHidden="1" w:uiPriority="2085" w:unhideWhenUsed="1"/>
+    <w:lsdException w:name="index 8" w:semiHidden="1" w:uiPriority="2085" w:unhideWhenUsed="1"/>
+    <w:lsdException w:name="index 9" w:semiHidden="1" w:uiPriority="2085" w:unhideWhenUsed="1"/>
+    <w:lsdException w:name="toc 1" w:semiHidden="1" w:uiPriority="1911" w:unhideWhenUsed="1"/>
+    <w:lsdException w:name="toc 2" w:semiHidden="1" w:uiPriority="1911" w:unhideWhenUsed="1"/>
+    <w:lsdException w:name="toc 3" w:semiHidden="1" w:uiPriority="1911" w:unhideWhenUsed="1"/>
+    <w:lsdException w:name="toc 4" w:semiHidden="1" w:uiPriority="1911" w:unhideWhenUsed="1"/>
+    <w:lsdException w:name="toc 5" w:semiHidden="1" w:uiPriority="1911" w:unhideWhenUsed="1"/>
+    <w:lsdException w:name="toc 6" w:semiHidden="1" w:uiPriority="1911" w:unhideWhenUsed="1"/>
+    <w:lsdException w:name="toc 7" w:semiHidden="1" w:uiPriority="1911" w:unhideWhenUsed="1"/>
+    <w:lsdException w:name="toc 8" w:semiHidden="1" w:uiPriority="1911" w:unhideWhenUsed="1"/>
+    <w:lsdException w:name="toc 9" w:semiHidden="1" w:uiPriority="1911" w:unhideWhenUsed="1"/>
+    <w:lsdException w:name="Normal Indent" w:semiHidden="1" w:uiPriority="2085" w:unhideWhenUsed="1"/>
+    <w:lsdException w:name="footnote text" w:semiHidden="1" w:uiPriority="2085" w:unhideWhenUsed="1"/>
+    <w:lsdException w:name="annotation text" w:semiHidden="1" w:uiPriority="2085" w:unhideWhenUsed="1"/>
+    <w:lsdException w:name="header" w:semiHidden="1" w:uiPriority="2085" w:unhideWhenUsed="1"/>
+    <w:lsdException w:name="footer" w:semiHidden="1" w:uiPriority="2085" w:unhideWhenUsed="1"/>
+    <w:lsdException w:name="index heading" w:semiHidden="1" w:uiPriority="2085" w:unhideWhenUsed="1"/>
+    <w:lsdException w:name="caption" w:semiHidden="1" w:uiPriority="1907" w:unhideWhenUsed="1" w:qFormat="1"/>
+    <w:lsdException w:name="table of figures" w:semiHidden="1" w:uiPriority="2085" w:unhideWhenUsed="1"/>
+    <w:lsdException w:name="envelope address" w:semiHidden="1" w:uiPriority="2085" w:unhideWhenUsed="1"/>
+    <w:lsdException w:name="envelope return" w:semiHidden="1" w:uiPriority="2085" w:unhideWhenUsed="1"/>
+    <w:lsdException w:name="footnote reference" w:semiHidden="1" w:uiPriority="2085" w:unhideWhenUsed="1"/>
+    <w:lsdException w:name="annotation reference" w:semiHidden="1" w:uiPriority="2085" w:unhideWhenUsed="1"/>
+    <w:lsdException w:name="line number" w:semiHidden="1" w:uiPriority="2085" w:unhideWhenUsed="1"/>
+    <w:lsdException w:name="page number" w:semiHidden="1" w:uiPriority="2085" w:unhideWhenUsed="1"/>
+    <w:lsdException w:name="endnote reference" w:semiHidden="1" w:uiPriority="2085" w:unhideWhenUsed="1"/>
+    <w:lsdException w:name="endnote text" w:semiHidden="1" w:uiPriority="2085" w:unhideWhenUsed="1"/>
+    <w:lsdException w:name="table of authorities" w:semiHidden="1" w:uiPriority="2085" w:unhideWhenUsed="1"/>
+    <w:lsdException w:name="macro" w:semiHidden="1" w:uiPriority="2085" w:unhideWhenUsed="1"/>
+    <w:lsdException w:name="toa heading" w:semiHidden="1" w:uiPriority="2085" w:unhideWhenUsed="1"/>
+    <w:lsdException w:name="List" w:semiHidden="1" w:uiPriority="2085" w:unhideWhenUsed="1"/>
+    <w:lsdException w:name="List Bullet" w:semiHidden="1" w:uiPriority="2085" w:unhideWhenUsed="1"/>
+    <w:lsdException w:name="List Number" w:semiHidden="1" w:uiPriority="2085" w:unhideWhenUsed="1"/>
+    <w:lsdException w:name="List 2" w:semiHidden="1" w:uiPriority="2085" w:unhideWhenUsed="1"/>
+    <w:lsdException w:name="List 3" w:semiHidden="1" w:uiPriority="2085" w:unhideWhenUsed="1"/>
+    <w:lsdException w:name="List 4" w:semiHidden="1" w:uiPriority="2085" w:unhideWhenUsed="1"/>
+    <w:lsdException w:name="List 5" w:semiHidden="1" w:uiPriority="2085" w:unhideWhenUsed="1"/>
+    <w:lsdException w:name="List Bullet 2" w:semiHidden="1" w:uiPriority="2085" w:unhideWhenUsed="1"/>
+    <w:lsdException w:name="List Bullet 3" w:semiHidden="1" w:uiPriority="2085" w:unhideWhenUsed="1"/>
+    <w:lsdException w:name="List Bullet 4" w:semiHidden="1" w:uiPriority="2085" w:unhideWhenUsed="1"/>
+    <w:lsdException w:name="List Bullet 5" w:semiHidden="1" w:uiPriority="2085" w:unhideWhenUsed="1"/>
+    <w:lsdException w:name="List Number 2" w:semiHidden="1" w:uiPriority="2085" w:unhideWhenUsed="1"/>
+    <w:lsdException w:name="List Number 3" w:semiHidden="1" w:uiPriority="2085" w:unhideWhenUsed="1"/>
+    <w:lsdException w:name="List Number 4" w:semiHidden="1" w:uiPriority="2085" w:unhideWhenUsed="1"/>
+    <w:lsdException w:name="List Number 5" w:semiHidden="1" w:uiPriority="2085" w:unhideWhenUsed="1"/>
+    <w:lsdException w:name="Title" w:uiPriority="130" w:qFormat="1"/>
+    <w:lsdException w:name="Closing" w:semiHidden="1" w:uiPriority="2085" w:unhideWhenUsed="1"/>
+    <w:lsdException w:name="Signature" w:semiHidden="1" w:uiPriority="2085" w:unhideWhenUsed="1"/>
     <w:lsdException w:name="Default Paragraph Font" w:semiHidden="1" w:uiPriority="1" w:unhideWhenUsed="1"/>
-    <w:lsdException w:name="Body Text" w:semiHidden="1" w:uiPriority="825" w:unhideWhenUsed="1"/>
-    <w:lsdException w:name="Body Text Indent" w:semiHidden="1" w:uiPriority="825" w:unhideWhenUsed="1"/>
-    <w:lsdException w:name="List Continue" w:semiHidden="1" w:uiPriority="825" w:unhideWhenUsed="1"/>
-    <w:lsdException w:name="List Continue 2" w:semiHidden="1" w:uiPriority="825" w:unhideWhenUsed="1"/>
-    <w:lsdException w:name="List Continue 3" w:semiHidden="1" w:uiPriority="825" w:unhideWhenUsed="1"/>
-    <w:lsdException w:name="List Continue 4" w:semiHidden="1" w:uiPriority="825" w:unhideWhenUsed="1"/>
-    <w:lsdException w:name="List Continue 5" w:semiHidden="1" w:uiPriority="825" w:unhideWhenUsed="1"/>
-    <w:lsdException w:name="Message Header" w:semiHidden="1" w:uiPriority="825" w:unhideWhenUsed="1"/>
-    <w:lsdException w:name="Subtitle" w:uiPriority="83" w:qFormat="1"/>
-    <w:lsdException w:name="Salutation" w:semiHidden="1" w:uiPriority="825" w:unhideWhenUsed="1"/>
-    <w:lsdException w:name="Date" w:semiHidden="1" w:uiPriority="825" w:unhideWhenUsed="1"/>
-    <w:lsdException w:name="Body Text First Indent" w:semiHidden="1" w:uiPriority="825" w:unhideWhenUsed="1"/>
-    <w:lsdException w:name="Body Text First Indent 2" w:semiHidden="1" w:uiPriority="825" w:unhideWhenUsed="1"/>
-    <w:lsdException w:name="Note Heading" w:semiHidden="1" w:uiPriority="825" w:unhideWhenUsed="1"/>
-    <w:lsdException w:name="Body Text 2" w:semiHidden="1" w:uiPriority="825" w:unhideWhenUsed="1"/>
-    <w:lsdException w:name="Body Text 3" w:semiHidden="1" w:uiPriority="825" w:unhideWhenUsed="1"/>
-    <w:lsdException w:name="Body Text Indent 2" w:semiHidden="1" w:uiPriority="825" w:unhideWhenUsed="1"/>
-    <w:lsdException w:name="Body Text Indent 3" w:semiHidden="1" w:uiPriority="825" w:unhideWhenUsed="1"/>
-    <w:lsdException w:name="Block Text" w:semiHidden="1" w:uiPriority="825" w:unhideWhenUsed="1"/>
-    <w:lsdException w:name="Hyperlink" w:semiHidden="1" w:uiPriority="825" w:unhideWhenUsed="1"/>
-    <w:lsdException w:name="FollowedHyperlink" w:semiHidden="1" w:uiPriority="825" w:unhideWhenUsed="1"/>
-    <w:lsdException w:name="Strong" w:uiPriority="304" w:qFormat="1"/>
-    <w:lsdException w:name="Emphasis" w:uiPriority="296" w:qFormat="1"/>
-    <w:lsdException w:name="Document Map" w:semiHidden="1" w:uiPriority="825" w:unhideWhenUsed="1"/>
-    <w:lsdException w:name="Plain Text" w:semiHidden="1" w:uiPriority="825" w:unhideWhenUsed="1"/>
-    <w:lsdException w:name="E-mail Signature" w:semiHidden="1" w:uiPriority="825" w:unhideWhenUsed="1"/>
-    <w:lsdException w:name="HTML Top of Form" w:semiHidden="1" w:uiPriority="825" w:unhideWhenUsed="1"/>
-    <w:lsdException w:name="HTML Bottom of Form" w:semiHidden="1" w:uiPriority="825" w:unhideWhenUsed="1"/>
-    <w:lsdException w:name="Normal (Web)" w:semiHidden="1" w:uiPriority="825" w:unhideWhenUsed="1"/>
-    <w:lsdException w:name="HTML Acronym" w:semiHidden="1" w:uiPriority="825" w:unhideWhenUsed="1"/>
-    <w:lsdException w:name="HTML Address" w:semiHidden="1" w:uiPriority="825" w:unhideWhenUsed="1"/>
-    <w:lsdException w:name="HTML Cite" w:semiHidden="1" w:uiPriority="825" w:unhideWhenUsed="1"/>
-    <w:lsdException w:name="HTML Code" w:semiHidden="1" w:uiPriority="825" w:unhideWhenUsed="1"/>
-    <w:lsdException w:name="HTML Definition" w:semiHidden="1" w:uiPriority="825" w:unhideWhenUsed="1"/>
-    <w:lsdException w:name="HTML Keyboard" w:semiHidden="1" w:uiPriority="825" w:unhideWhenUsed="1"/>
-    <w:lsdException w:name="HTML Preformatted" w:semiHidden="1" w:uiPriority="825" w:unhideWhenUsed="1"/>
-    <w:lsdException w:name="HTML Sample" w:semiHidden="1" w:uiPriority="825" w:unhideWhenUsed="1"/>
-    <w:lsdException w:name="HTML Typewriter" w:semiHidden="1" w:uiPriority="825" w:unhideWhenUsed="1"/>
-    <w:lsdException w:name="HTML Variable" w:semiHidden="1" w:uiPriority="825" w:unhideWhenUsed="1"/>
-    <w:lsdException w:name="Normal Table" w:semiHidden="1" w:uiPriority="825" w:unhideWhenUsed="1"/>
-    <w:lsdException w:name="annotation subject" w:semiHidden="1" w:uiPriority="825" w:unhideWhenUsed="1"/>
-    <w:lsdException w:name="No List" w:semiHidden="1" w:uiPriority="825" w:unhideWhenUsed="1"/>
-    <w:lsdException w:name="Outline List 1" w:semiHidden="1" w:uiPriority="825" w:unhideWhenUsed="1"/>
-    <w:lsdException w:name="Outline List 2" w:semiHidden="1" w:uiPriority="825" w:unhideWhenUsed="1"/>
-    <w:lsdException w:name="Outline List 3" w:semiHidden="1" w:uiPriority="825" w:unhideWhenUsed="1"/>
-    <w:lsdException w:name="Table Simple 1" w:semiHidden="1" w:uiPriority="825" w:unhideWhenUsed="1"/>
-    <w:lsdException w:name="Table Simple 2" w:semiHidden="1" w:uiPriority="825" w:unhideWhenUsed="1"/>
-    <w:lsdException w:name="Table Simple 3" w:semiHidden="1" w:uiPriority="825" w:unhideWhenUsed="1"/>
-    <w:lsdException w:name="Table Classic 1" w:semiHidden="1" w:uiPriority="825" w:unhideWhenUsed="1"/>
-    <w:lsdException w:name="Table Classic 2" w:semiHidden="1" w:uiPriority="825" w:unhideWhenUsed="1"/>
-    <w:lsdException w:name="Table Classic 3" w:semiHidden="1" w:uiPriority="825" w:unhideWhenUsed="1"/>
-    <w:lsdException w:name="Table Classic 4" w:semiHidden="1" w:uiPriority="825" w:unhideWhenUsed="1"/>
-    <w:lsdException w:name="Table Colorful 1" w:semiHidden="1" w:uiPriority="825" w:unhideWhenUsed="1"/>
-    <w:lsdException w:name="Table Colorful 2" w:semiHidden="1" w:uiPriority="825" w:unhideWhenUsed="1"/>
-    <w:lsdException w:name="Table Colorful 3" w:semiHidden="1" w:uiPriority="825" w:unhideWhenUsed="1"/>
-    <w:lsdException w:name="Table Columns 1" w:semiHidden="1" w:uiPriority="825" w:unhideWhenUsed="1"/>
-    <w:lsdException w:name="Table Columns 2" w:semiHidden="1" w:uiPriority="825" w:unhideWhenUsed="1"/>
-    <w:lsdException w:name="Table Columns 3" w:semiHidden="1" w:uiPriority="825" w:unhideWhenUsed="1"/>
-    <w:lsdException w:name="Table Columns 4" w:semiHidden="1" w:uiPriority="825" w:unhideWhenUsed="1"/>
-    <w:lsdException w:name="Table Columns 5" w:semiHidden="1" w:uiPriority="825" w:unhideWhenUsed="1"/>
-    <w:lsdException w:name="Table Grid 1" w:semiHidden="1" w:uiPriority="825" w:unhideWhenUsed="1"/>
-    <w:lsdException w:name="Table Grid 2" w:semiHidden="1" w:uiPriority="825" w:unhideWhenUsed="1"/>
-    <w:lsdException w:name="Table Grid 3" w:semiHidden="1" w:uiPriority="825" w:unhideWhenUsed="1"/>
-    <w:lsdException w:name="Table Grid 4" w:semiHidden="1" w:uiPriority="825" w:unhideWhenUsed="1"/>
-    <w:lsdException w:name="Table Grid 5" w:semiHidden="1" w:uiPriority="825" w:unhideWhenUsed="1"/>
-    <w:lsdException w:name="Table Grid 6" w:semiHidden="1" w:uiPriority="825" w:unhideWhenUsed="1"/>
-    <w:lsdException w:name="Table Grid 7" w:semiHidden="1" w:uiPriority="825" w:unhideWhenUsed="1"/>
-    <w:lsdException w:name="Table Grid 8" w:semiHidden="1" w:uiPriority="825" w:unhideWhenUsed="1"/>
-    <w:lsdException w:name="Table List 1" w:semiHidden="1" w:uiPriority="825" w:unhideWhenUsed="1"/>
-    <w:lsdException w:name="Table List 2" w:semiHidden="1" w:uiPriority="825" w:unhideWhenUsed="1"/>
-    <w:lsdException w:name="Table List 3" w:semiHidden="1" w:uiPriority="825" w:unhideWhenUsed="1"/>
-    <w:lsdException w:name="Table List 4" w:semiHidden="1" w:uiPriority="825" w:unhideWhenUsed="1"/>
-    <w:lsdException w:name="Table List 5" w:semiHidden="1" w:uiPriority="825" w:unhideWhenUsed="1"/>
-    <w:lsdException w:name="Table List 6" w:semiHidden="1" w:uiPriority="825" w:unhideWhenUsed="1"/>
-    <w:lsdException w:name="Table List 7" w:semiHidden="1" w:uiPriority="825" w:unhideWhenUsed="1"/>
-    <w:lsdException w:name="Table List 8" w:semiHidden="1" w:uiPriority="825" w:unhideWhenUsed="1"/>
-    <w:lsdException w:name="Table 3D effects 1" w:semiHidden="1" w:uiPriority="825" w:unhideWhenUsed="1"/>
-    <w:lsdException w:name="Table 3D effects 2" w:semiHidden="1" w:uiPriority="825" w:unhideWhenUsed="1"/>
-    <w:lsdException w:name="Table 3D effects 3" w:semiHidden="1" w:uiPriority="825" w:unhideWhenUsed="1"/>
-    <w:lsdException w:name="Table Contemporary" w:semiHidden="1" w:uiPriority="825" w:unhideWhenUsed="1"/>
-    <w:lsdException w:name="Table Elegant" w:semiHidden="1" w:uiPriority="825" w:unhideWhenUsed="1"/>
-    <w:lsdException w:name="Table Professional" w:semiHidden="1" w:uiPriority="825" w:unhideWhenUsed="1"/>
-    <w:lsdException w:name="Table Subtle 1" w:semiHidden="1" w:uiPriority="825" w:unhideWhenUsed="1"/>
-    <w:lsdException w:name="Table Subtle 2" w:semiHidden="1" w:uiPriority="825" w:unhideWhenUsed="1"/>
-    <w:lsdException w:name="Table Web 1" w:semiHidden="1" w:uiPriority="825" w:unhideWhenUsed="1"/>
-    <w:lsdException w:name="Table Web 2" w:semiHidden="1" w:uiPriority="825" w:unhideWhenUsed="1"/>
-    <w:lsdException w:name="Table Web 3" w:semiHidden="1" w:uiPriority="825" w:unhideWhenUsed="1"/>
-    <w:lsdException w:name="Balloon Text" w:semiHidden="1" w:uiPriority="825" w:unhideWhenUsed="1"/>
-    <w:lsdException w:name="Table Grid" w:uiPriority="777"/>
-    <w:lsdException w:name="Table Theme" w:semiHidden="1" w:uiPriority="825" w:unhideWhenUsed="1"/>
-    <w:lsdException w:name="Placeholder Text" w:semiHidden="1" w:uiPriority="825"/>
+    <w:lsdException w:name="Body Text" w:semiHidden="1" w:uiPriority="2085" w:unhideWhenUsed="1"/>
+    <w:lsdException w:name="Body Text Indent" w:semiHidden="1" w:uiPriority="2085" w:unhideWhenUsed="1"/>
+    <w:lsdException w:name="List Continue" w:semiHidden="1" w:uiPriority="2085" w:unhideWhenUsed="1"/>
+    <w:lsdException w:name="List Continue 2" w:semiHidden="1" w:uiPriority="2085" w:unhideWhenUsed="1"/>
+    <w:lsdException w:name="List Continue 3" w:semiHidden="1" w:uiPriority="2085" w:unhideWhenUsed="1"/>
+    <w:lsdException w:name="List Continue 4" w:semiHidden="1" w:uiPriority="2085" w:unhideWhenUsed="1"/>
+    <w:lsdException w:name="List Continue 5" w:semiHidden="1" w:uiPriority="2085" w:unhideWhenUsed="1"/>
+    <w:lsdException w:name="Message Header" w:semiHidden="1" w:uiPriority="2085" w:unhideWhenUsed="1"/>
+    <w:lsdException w:name="Subtitle" w:uiPriority="131" w:qFormat="1"/>
+    <w:lsdException w:name="Salutation" w:semiHidden="1" w:uiPriority="2085" w:unhideWhenUsed="1"/>
+    <w:lsdException w:name="Date" w:semiHidden="1" w:uiPriority="2085" w:unhideWhenUsed="1"/>
+    <w:lsdException w:name="Body Text First Indent" w:semiHidden="1" w:uiPriority="2085" w:unhideWhenUsed="1"/>
+    <w:lsdException w:name="Body Text First Indent 2" w:semiHidden="1" w:uiPriority="2085" w:unhideWhenUsed="1"/>
+    <w:lsdException w:name="Note Heading" w:semiHidden="1" w:uiPriority="2085" w:unhideWhenUsed="1"/>
+    <w:lsdException w:name="Body Text 2" w:semiHidden="1" w:uiPriority="2085" w:unhideWhenUsed="1"/>
+    <w:lsdException w:name="Body Text 3" w:semiHidden="1" w:uiPriority="2085" w:unhideWhenUsed="1"/>
+    <w:lsdException w:name="Body Text Indent 2" w:semiHidden="1" w:uiPriority="2085" w:unhideWhenUsed="1"/>
+    <w:lsdException w:name="Body Text Indent 3" w:semiHidden="1" w:uiPriority="2085" w:unhideWhenUsed="1"/>
+    <w:lsdException w:name="Block Text" w:semiHidden="1" w:uiPriority="2085" w:unhideWhenUsed="1"/>
+    <w:lsdException w:name="Hyperlink" w:semiHidden="1" w:uiPriority="2085" w:unhideWhenUsed="1"/>
+    <w:lsdException w:name="FollowedHyperlink" w:semiHidden="1" w:uiPriority="2085" w:unhideWhenUsed="1"/>
+    <w:lsdException w:name="Strong" w:uiPriority="772" w:qFormat="1"/>
+    <w:lsdException w:name="Emphasis" w:uiPriority="662" w:qFormat="1"/>
+    <w:lsdException w:name="Document Map" w:semiHidden="1" w:uiPriority="2085" w:unhideWhenUsed="1"/>
+    <w:lsdException w:name="Plain Text" w:semiHidden="1" w:uiPriority="2085" w:unhideWhenUsed="1"/>
+    <w:lsdException w:name="E-mail Signature" w:semiHidden="1" w:uiPriority="2085" w:unhideWhenUsed="1"/>
+    <w:lsdException w:name="HTML Top of Form" w:semiHidden="1" w:uiPriority="2085" w:unhideWhenUsed="1"/>
+    <w:lsdException w:name="HTML Bottom of Form" w:semiHidden="1" w:uiPriority="2085" w:unhideWhenUsed="1"/>
+    <w:lsdException w:name="Normal (Web)" w:semiHidden="1" w:uiPriority="2085" w:unhideWhenUsed="1"/>
+    <w:lsdException w:name="HTML Acronym" w:semiHidden="1" w:uiPriority="2085" w:unhideWhenUsed="1"/>
+    <w:lsdException w:name="HTML Address" w:semiHidden="1" w:uiPriority="2085" w:unhideWhenUsed="1"/>
+    <w:lsdException w:name="HTML Cite" w:semiHidden="1" w:uiPriority="2085" w:unhideWhenUsed="1"/>
+    <w:lsdException w:name="HTML Code" w:semiHidden="1" w:uiPriority="2085" w:unhideWhenUsed="1"/>
+    <w:lsdException w:name="HTML Definition" w:semiHidden="1" w:uiPriority="2085" w:unhideWhenUsed="1"/>
+    <w:lsdException w:name="HTML Keyboard" w:semiHidden="1" w:uiPriority="2085" w:unhideWhenUsed="1"/>
+    <w:lsdException w:name="HTML Preformatted" w:semiHidden="1" w:uiPriority="2085" w:unhideWhenUsed="1"/>
+    <w:lsdException w:name="HTML Sample" w:semiHidden="1" w:uiPriority="2085" w:unhideWhenUsed="1"/>
+    <w:lsdException w:name="HTML Typewriter" w:semiHidden="1" w:uiPriority="2085" w:unhideWhenUsed="1"/>
+    <w:lsdException w:name="HTML Variable" w:semiHidden="1" w:uiPriority="2085" w:unhideWhenUsed="1"/>
+    <w:lsdException w:name="Normal Table" w:semiHidden="1" w:uiPriority="2085" w:unhideWhenUsed="1"/>
+    <w:lsdException w:name="annotation subject" w:semiHidden="1" w:uiPriority="2085" w:unhideWhenUsed="1"/>
+    <w:lsdException w:name="No List" w:semiHidden="1" w:uiPriority="2085" w:unhideWhenUsed="1"/>
+    <w:lsdException w:name="Outline List 1" w:semiHidden="1" w:uiPriority="2085" w:unhideWhenUsed="1"/>
+    <w:lsdException w:name="Outline List 2" w:semiHidden="1" w:uiPriority="2085" w:unhideWhenUsed="1"/>
+    <w:lsdException w:name="Outline List 3" w:semiHidden="1" w:uiPriority="2085" w:unhideWhenUsed="1"/>
+    <w:lsdException w:name="Table Simple 1" w:semiHidden="1" w:uiPriority="2085" w:unhideWhenUsed="1"/>
+    <w:lsdException w:name="Table Simple 2" w:semiHidden="1" w:uiPriority="2085" w:unhideWhenUsed="1"/>
+    <w:lsdException w:name="Table Simple 3" w:semiHidden="1" w:uiPriority="2085" w:unhideWhenUsed="1"/>
+    <w:lsdException w:name="Table Classic 1" w:semiHidden="1" w:uiPriority="2085" w:unhideWhenUsed="1"/>
+    <w:lsdException w:name="Table Classic 2" w:semiHidden="1" w:uiPriority="2085" w:unhideWhenUsed="1"/>
+    <w:lsdException w:name="Table Classic 3" w:semiHidden="1" w:uiPriority="2085" w:unhideWhenUsed="1"/>
+    <w:lsdException w:name="Table Classic 4" w:semiHidden="1" w:uiPriority="2085" w:unhideWhenUsed="1"/>
+    <w:lsdException w:name="Table Colorful 1" w:semiHidden="1" w:uiPriority="2085" w:unhideWhenUsed="1"/>
+    <w:lsdException w:name="Table Colorful 2" w:semiHidden="1" w:uiPriority="2085" w:unhideWhenUsed="1"/>
+    <w:lsdException w:name="Table Colorful 3" w:semiHidden="1" w:uiPriority="2085" w:unhideWhenUsed="1"/>
+    <w:lsdException w:name="Table Columns 1" w:semiHidden="1" w:uiPriority="2085" w:unhideWhenUsed="1"/>
+    <w:lsdException w:name="Table Columns 2" w:semiHidden="1" w:uiPriority="2085" w:unhideWhenUsed="1"/>
+    <w:lsdException w:name="Table Columns 3" w:semiHidden="1" w:uiPriority="2085" w:unhideWhenUsed="1"/>
+    <w:lsdException w:name="Table Columns 4" w:semiHidden="1" w:uiPriority="2085" w:unhideWhenUsed="1"/>
+    <w:lsdException w:name="Table Columns 5" w:semiHidden="1" w:uiPriority="2085" w:unhideWhenUsed="1"/>
+    <w:lsdException w:name="Table Grid 1" w:semiHidden="1" w:uiPriority="2085" w:unhideWhenUsed="1"/>
+    <w:lsdException w:name="Table Grid 2" w:semiHidden="1" w:uiPriority="2085" w:unhideWhenUsed="1"/>
+    <w:lsdException w:name="Table Grid 3" w:semiHidden="1" w:uiPriority="2085" w:unhideWhenUsed="1"/>
+    <w:lsdException w:name="Table Grid 4" w:semiHidden="1" w:uiPriority="2085" w:unhideWhenUsed="1"/>
+    <w:lsdException w:name="Table Grid 5" w:semiHidden="1" w:uiPriority="2085" w:unhideWhenUsed="1"/>
+    <w:lsdException w:name="Table Grid 6" w:semiHidden="1" w:uiPriority="2085" w:unhideWhenUsed="1"/>
+    <w:lsdException w:name="Table Grid 7" w:semiHidden="1" w:uiPriority="2085" w:unhideWhenUsed="1"/>
+    <w:lsdException w:name="Table Grid 8" w:semiHidden="1" w:uiPriority="2085" w:unhideWhenUsed="1"/>
+    <w:lsdException w:name="Table List 1" w:semiHidden="1" w:uiPriority="2085" w:unhideWhenUsed="1"/>
+    <w:lsdException w:name="Table List 2" w:semiHidden="1" w:uiPriority="2085" w:unhideWhenUsed="1"/>
+    <w:lsdException w:name="Table List 3" w:semiHidden="1" w:uiPriority="2085" w:unhideWhenUsed="1"/>
+    <w:lsdException w:name="Table List 4" w:semiHidden="1" w:uiPriority="2085" w:unhideWhenUsed="1"/>
+    <w:lsdException w:name="Table List 5" w:semiHidden="1" w:uiPriority="2085" w:unhideWhenUsed="1"/>
+    <w:lsdException w:name="Table List 6" w:semiHidden="1" w:uiPriority="2085" w:unhideWhenUsed="1"/>
+    <w:lsdException w:name="Table List 7" w:semiHidden="1" w:uiPriority="2085" w:unhideWhenUsed="1"/>
+    <w:lsdException w:name="Table List 8" w:semiHidden="1" w:uiPriority="2085" w:unhideWhenUsed="1"/>
+    <w:lsdException w:name="Table 3D effects 1" w:semiHidden="1" w:uiPriority="2085" w:unhideWhenUsed="1"/>
+    <w:lsdException w:name="Table 3D effects 2" w:semiHidden="1" w:uiPriority="2085" w:unhideWhenUsed="1"/>
+    <w:lsdException w:name="Table 3D effects 3" w:semiHidden="1" w:uiPriority="2085" w:unhideWhenUsed="1"/>
+    <w:lsdException w:name="Table Contemporary" w:semiHidden="1" w:uiPriority="2085" w:unhideWhenUsed="1"/>
+    <w:lsdException w:name="Table Elegant" w:semiHidden="1" w:uiPriority="2085" w:unhideWhenUsed="1"/>
+    <w:lsdException w:name="Table Professional" w:semiHidden="1" w:uiPriority="2085" w:unhideWhenUsed="1"/>
+    <w:lsdException w:name="Table Subtle 1" w:semiHidden="1" w:uiPriority="2085" w:unhideWhenUsed="1"/>
+    <w:lsdException w:name="Table Subtle 2" w:semiHidden="1" w:uiPriority="2085" w:unhideWhenUsed="1"/>
+    <w:lsdException w:name="Table Web 1" w:semiHidden="1" w:uiPriority="2085" w:unhideWhenUsed="1"/>
+    <w:lsdException w:name="Table Web 2" w:semiHidden="1" w:uiPriority="2085" w:unhideWhenUsed="1"/>
+    <w:lsdException w:name="Table Web 3" w:semiHidden="1" w:uiPriority="2085" w:unhideWhenUsed="1"/>
+    <w:lsdException w:name="Balloon Text" w:semiHidden="1" w:uiPriority="2085" w:unhideWhenUsed="1"/>
+    <w:lsdException w:name="Table Grid" w:uiPriority="1911"/>
+    <w:lsdException w:name="Table Theme" w:semiHidden="1" w:uiPriority="2085" w:unhideWhenUsed="1"/>
+    <w:lsdException w:name="Placeholder Text" w:semiHidden="1" w:uiPriority="2085"/>
     <w:lsdException w:name="No Spacing" w:uiPriority="1" w:qFormat="1"/>
     <w:lsdException w:name="Light Shading"/>
     <w:lsdException w:name="Light List"/>
     <w:lsdException w:name="Light Grid"/>
-    <w:lsdException w:name="Medium Shading 1" w:uiPriority="825"/>
+    <w:lsdException w:name="Medium Shading 1" w:uiPriority="2085"/>
     <w:lsdException w:name="Medium Shading 2"/>
     <w:lsdException w:name="Medium List 1"/>
     <w:lsdException w:name="Medium List 2"/>
@@ -3041,13 +3118,13 @@
     <w:lsdException w:name="Light Shading Accent 1"/>
     <w:lsdException w:name="Light List Accent 1"/>
     <w:lsdException w:name="Light Grid Accent 1"/>
-    <w:lsdException w:name="Medium Shading 1 Accent 1" w:uiPriority="825"/>
+    <w:lsdException w:name="Medium Shading 1 Accent 1" w:uiPriority="2085"/>
     <w:lsdException w:name="Medium Shading 2 Accent 1"/>
     <w:lsdException w:name="Medium List 1 Accent 1"/>
-    <w:lsdException w:name="Revision" w:semiHidden="1" w:uiPriority="825"/>
-    <w:lsdException w:name="List Paragraph" w:uiPriority="772" w:qFormat="1"/>
-    <w:lsdException w:name="Quote" w:uiPriority="599" w:qFormat="1"/>
-    <w:lsdException w:name="Intense Quote" w:uiPriority="630" w:qFormat="1"/>
+    <w:lsdException w:name="Revision" w:semiHidden="1" w:uiPriority="2085"/>
+    <w:lsdException w:name="List Paragraph" w:uiPriority="1906" w:qFormat="1"/>
+    <w:lsdException w:name="Quote" w:uiPriority="1433" w:qFormat="1"/>
+    <w:lsdException w:name="Intense Quote" w:uiPriority="1584" w:qFormat="1"/>
     <w:lsdException w:name="Medium List 2 Accent 1"/>
     <w:lsdException w:name="Medium Grid 1 Accent 1"/>
     <w:lsdException w:name="Medium Grid 2 Accent 1"/>
@@ -3059,7 +3136,7 @@
     <w:lsdException w:name="Light Shading Accent 2"/>
     <w:lsdException w:name="Light List Accent 2"/>
     <w:lsdException w:name="Light Grid Accent 2"/>
-    <w:lsdException w:name="Medium Shading 1 Accent 2" w:uiPriority="825"/>
+    <w:lsdException w:name="Medium Shading 1 Accent 2" w:uiPriority="2085"/>
     <w:lsdException w:name="Medium Shading 2 Accent 2"/>
     <w:lsdException w:name="Medium List 1 Accent 2"/>
     <w:lsdException w:name="Medium List 2 Accent 2"/>
@@ -3073,7 +3150,7 @@
     <w:lsdException w:name="Light Shading Accent 3"/>
     <w:lsdException w:name="Light List Accent 3"/>
     <w:lsdException w:name="Light Grid Accent 3"/>
-    <w:lsdException w:name="Medium Shading 1 Accent 3" w:uiPriority="825"/>
+    <w:lsdException w:name="Medium Shading 1 Accent 3" w:uiPriority="2085"/>
     <w:lsdException w:name="Medium Shading 2 Accent 3"/>
     <w:lsdException w:name="Medium List 1 Accent 3"/>
     <w:lsdException w:name="Medium List 2 Accent 3"/>
@@ -3087,7 +3164,7 @@
     <w:lsdException w:name="Light Shading Accent 4"/>
     <w:lsdException w:name="Light List Accent 4"/>
     <w:lsdException w:name="Light Grid Accent 4"/>
-    <w:lsdException w:name="Medium Shading 1 Accent 4" w:uiPriority="825"/>
+    <w:lsdException w:name="Medium Shading 1 Accent 4" w:uiPriority="2085"/>
     <w:lsdException w:name="Medium Shading 2 Accent 4"/>
     <w:lsdException w:name="Medium List 1 Accent 4"/>
     <w:lsdException w:name="Medium List 2 Accent 4"/>
@@ -3101,7 +3178,7 @@
     <w:lsdException w:name="Light Shading Accent 5"/>
     <w:lsdException w:name="Light List Accent 5"/>
     <w:lsdException w:name="Light Grid Accent 5"/>
-    <w:lsdException w:name="Medium Shading 1 Accent 5" w:uiPriority="825"/>
+    <w:lsdException w:name="Medium Shading 1 Accent 5" w:uiPriority="2085"/>
     <w:lsdException w:name="Medium Shading 2 Accent 5"/>
     <w:lsdException w:name="Medium List 1 Accent 5"/>
     <w:lsdException w:name="Medium List 2 Accent 5"/>
@@ -3115,7 +3192,7 @@
     <w:lsdException w:name="Light Shading Accent 6"/>
     <w:lsdException w:name="Light List Accent 6"/>
     <w:lsdException w:name="Light Grid Accent 6"/>
-    <w:lsdException w:name="Medium Shading 1 Accent 6" w:uiPriority="825"/>
+    <w:lsdException w:name="Medium Shading 1 Accent 6" w:uiPriority="2085"/>
     <w:lsdException w:name="Medium Shading 2 Accent 6"/>
     <w:lsdException w:name="Medium List 1 Accent 6"/>
     <w:lsdException w:name="Medium List 2 Accent 6"/>
@@ -3126,18 +3203,18 @@
     <w:lsdException w:name="Colorful Shading Accent 6"/>
     <w:lsdException w:name="Colorful List Accent 6"/>
     <w:lsdException w:name="Colorful Grid Accent 6"/>
-    <w:lsdException w:name="Subtle Emphasis" w:uiPriority="133" w:qFormat="1"/>
-    <w:lsdException w:name="Intense Emphasis" w:uiPriority="297" w:qFormat="1"/>
-    <w:lsdException w:name="Subtle Reference" w:uiPriority="631" w:qFormat="1"/>
-    <w:lsdException w:name="Intense Reference" w:uiPriority="662" w:qFormat="1"/>
-    <w:lsdException w:name="Book Title" w:uiPriority="663" w:qFormat="1"/>
-    <w:lsdException w:name="Bibliography" w:semiHidden="1" w:uiPriority="775" w:unhideWhenUsed="1"/>
-    <w:lsdException w:name="TOC Heading" w:semiHidden="1" w:uiPriority="777" w:unhideWhenUsed="1" w:qFormat="1"/>
-    <w:lsdException w:name="Mention" w:semiHidden="1" w:uiPriority="825" w:unhideWhenUsed="1"/>
-    <w:lsdException w:name="Smart Hyperlink" w:semiHidden="1" w:uiPriority="825" w:unhideWhenUsed="1"/>
-    <w:lsdException w:name="Hashtag" w:semiHidden="1" w:uiPriority="825" w:unhideWhenUsed="1"/>
-    <w:lsdException w:name="Unresolved Mention" w:semiHidden="1" w:uiPriority="825" w:unhideWhenUsed="1"/>
-    <w:lsdException w:name="Smart Link" w:semiHidden="1" w:uiPriority="825" w:unhideWhenUsed="1"/>
+    <w:lsdException w:name="Subtle Emphasis" w:uiPriority="307" w:qFormat="1"/>
+    <w:lsdException w:name="Intense Emphasis" w:uiPriority="663" w:qFormat="1"/>
+    <w:lsdException w:name="Subtle Reference" w:uiPriority="1585" w:qFormat="1"/>
+    <w:lsdException w:name="Intense Reference" w:uiPriority="1634" w:qFormat="1"/>
+    <w:lsdException w:name="Book Title" w:uiPriority="1635" w:qFormat="1"/>
+    <w:lsdException w:name="Bibliography" w:semiHidden="1" w:uiPriority="1909" w:unhideWhenUsed="1"/>
+    <w:lsdException w:name="TOC Heading" w:semiHidden="1" w:uiPriority="1911" w:unhideWhenUsed="1" w:qFormat="1"/>
+    <w:lsdException w:name="Mention" w:semiHidden="1" w:uiPriority="2085" w:unhideWhenUsed="1"/>
+    <w:lsdException w:name="Smart Hyperlink" w:semiHidden="1" w:uiPriority="2085" w:unhideWhenUsed="1"/>
+    <w:lsdException w:name="Hashtag" w:semiHidden="1" w:uiPriority="2085" w:unhideWhenUsed="1"/>
+    <w:lsdException w:name="Unresolved Mention" w:semiHidden="1" w:uiPriority="2085" w:unhideWhenUsed="1"/>
+    <w:lsdException w:name="Smart Link" w:semiHidden="1" w:uiPriority="2085" w:unhideWhenUsed="1"/>
   </w:latentStyles>
   <w:style w:type="paragraph" w:default="1" w:styleId="a">
     <w:name w:val="Normal"/>
